--- a/06-学生侧材料/讲义/2026-06-23-化学动力学深化.docx
+++ b/06-学生侧材料/讲义/2026-06-23-化学动力学深化.docx
@@ -2,7 +2,7 @@
 <file path=word/document.xml><?xml version="1.0" encoding="utf-8"?>
 <w:document xmlns:w="http://schemas.openxmlformats.org/wordprocessingml/2006/main" xmlns:m="http://schemas.openxmlformats.org/officeDocument/2006/math" xmlns:r="http://schemas.openxmlformats.org/officeDocument/2006/relationships" xmlns:o="urn:schemas-microsoft-com:office:office" xmlns:v="urn:schemas-microsoft-com:vml" xmlns:w10="urn:schemas-microsoft-com:office:word" xmlns:a="http://schemas.openxmlformats.org/drawingml/2006/main" xmlns:pic="http://schemas.openxmlformats.org/drawingml/2006/picture" xmlns:wp="http://schemas.openxmlformats.org/drawingml/2006/wordprocessingDrawing">
   <w:body>
-    <w:bookmarkStart w:id="55" w:name="化学动力学深化提高班"/>
+    <w:bookmarkStart w:id="58" w:name="化学动力学深化提高班"/>
     <w:p>
       <w:pPr>
         <w:pStyle w:val="Heading1"/>
@@ -79,6 +79,14 @@
         <w:t xml:space="preserve">能利用半衰期与初始浓度的关系（</w:t>
       </w:r>
       <m:oMath>
+        <m:oMathPr>
+          <m:ctrlPr>
+            <w:rPr>
+              <w:sz w:val="28"/>
+              <w:szCs w:val="28"/>
+            </w:rPr>
+          </m:ctrlPr>
+        </m:oMathPr>
         <m:sSub>
           <m:e>
             <m:r>
@@ -300,6 +308,14 @@
         <w:t xml:space="preserve"> </w:t>
       </w:r>
       <m:oMath>
+        <m:oMathPr>
+          <m:ctrlPr>
+            <w:rPr>
+              <w:sz w:val="28"/>
+              <w:szCs w:val="28"/>
+            </w:rPr>
+          </m:ctrlPr>
+        </m:oMathPr>
         <m:sSub>
           <m:e>
             <m:r>
@@ -539,6 +555,14 @@
         <w:t xml:space="preserve"> </w:t>
       </w:r>
       <m:oMath>
+        <m:oMathPr>
+          <m:ctrlPr>
+            <w:rPr>
+              <w:sz w:val="28"/>
+              <w:szCs w:val="28"/>
+            </w:rPr>
+          </m:ctrlPr>
+        </m:oMathPr>
         <m:r>
           <m:t>v</m:t>
         </m:r>
@@ -690,7 +714,7 @@
           <w:p>
             <w:pPr>
               <w:pStyle w:val="Compact"/>
-              <w:jc w:val="left"/>
+              <w:jc w:val="center"/>
             </w:pPr>
             <w:r>
               <w:rPr>
@@ -706,7 +730,7 @@
           <w:p>
             <w:pPr>
               <w:pStyle w:val="Compact"/>
-              <w:jc w:val="left"/>
+              <w:jc w:val="center"/>
             </w:pPr>
             <w:r>
               <w:rPr>
@@ -799,7 +823,7 @@
           <w:p>
             <w:pPr>
               <w:pStyle w:val="Compact"/>
-              <w:jc w:val="left"/>
+              <w:jc w:val="center"/>
             </w:pPr>
             <m:oMath>
               <m:r>
@@ -861,7 +885,7 @@
           <w:p>
             <w:pPr>
               <w:pStyle w:val="Compact"/>
-              <w:jc w:val="left"/>
+              <w:jc w:val="center"/>
             </w:pPr>
             <m:oMath>
               <m:r>
@@ -1099,7 +1123,7 @@
           <w:p>
             <w:pPr>
               <w:pStyle w:val="Compact"/>
-              <w:jc w:val="left"/>
+              <w:jc w:val="center"/>
             </w:pPr>
             <m:oMath>
               <m:r>
@@ -1179,7 +1203,7 @@
           <w:p>
             <w:pPr>
               <w:pStyle w:val="Compact"/>
-              <w:jc w:val="left"/>
+              <w:jc w:val="center"/>
             </w:pPr>
             <m:oMath>
               <m:r>
@@ -1378,7 +1402,7 @@
           <w:p>
             <w:pPr>
               <w:pStyle w:val="Compact"/>
-              <w:jc w:val="left"/>
+              <w:jc w:val="center"/>
             </w:pPr>
             <m:oMath>
               <m:r>
@@ -1459,104 +1483,6 @@
                   </m:r>
                 </m:sup>
               </m:sSup>
-            </m:oMath>
-          </w:p>
-        </w:tc>
-        <w:tc>
-          <w:tcPr/>
-          <w:p>
-            <w:pPr>
-              <w:pStyle w:val="Compact"/>
-              <w:jc w:val="left"/>
-            </w:pPr>
-            <m:oMath>
-              <m:f>
-                <m:fPr>
-                  <m:type m:val="bar"/>
-                </m:fPr>
-                <m:num>
-                  <m:r>
-                    <m:t>1</m:t>
-                  </m:r>
-                </m:num>
-                <m:den>
-                  <m:r>
-                    <m:rPr>
-                      <m:sty m:val="p"/>
-                    </m:rPr>
-                    <m:t>[</m:t>
-                  </m:r>
-                  <m:r>
-                    <m:rPr>
-                      <m:sty m:val="p"/>
-                    </m:rPr>
-                    <m:t>A</m:t>
-                  </m:r>
-                  <m:r>
-                    <m:rPr>
-                      <m:sty m:val="p"/>
-                    </m:rPr>
-                    <m:t>]</m:t>
-                  </m:r>
-                </m:den>
-              </m:f>
-              <m:r>
-                <m:rPr>
-                  <m:sty m:val="p"/>
-                </m:rPr>
-                <m:t>−</m:t>
-              </m:r>
-              <m:f>
-                <m:fPr>
-                  <m:type m:val="bar"/>
-                </m:fPr>
-                <m:num>
-                  <m:r>
-                    <m:t>1</m:t>
-                  </m:r>
-                </m:num>
-                <m:den>
-                  <m:r>
-                    <m:rPr>
-                      <m:sty m:val="p"/>
-                    </m:rPr>
-                    <m:t>[</m:t>
-                  </m:r>
-                  <m:r>
-                    <m:rPr>
-                      <m:sty m:val="p"/>
-                    </m:rPr>
-                    <m:t>A</m:t>
-                  </m:r>
-                  <m:sSub>
-                    <m:e>
-                      <m:r>
-                        <m:rPr>
-                          <m:sty m:val="p"/>
-                        </m:rPr>
-                        <m:t>]</m:t>
-                      </m:r>
-                    </m:e>
-                    <m:sub>
-                      <m:r>
-                        <m:t>0</m:t>
-                      </m:r>
-                    </m:sub>
-                  </m:sSub>
-                </m:den>
-              </m:f>
-              <m:r>
-                <m:rPr>
-                  <m:sty m:val="p"/>
-                </m:rPr>
-                <m:t>=</m:t>
-              </m:r>
-              <m:r>
-                <m:t>k</m:t>
-              </m:r>
-              <m:r>
-                <m:t>t</m:t>
-              </m:r>
             </m:oMath>
           </w:p>
         </w:tc>
@@ -1602,6 +1528,104 @@
                 <m:rPr>
                   <m:sty m:val="p"/>
                 </m:rPr>
+                <m:t>−</m:t>
+              </m:r>
+              <m:f>
+                <m:fPr>
+                  <m:type m:val="bar"/>
+                </m:fPr>
+                <m:num>
+                  <m:r>
+                    <m:t>1</m:t>
+                  </m:r>
+                </m:num>
+                <m:den>
+                  <m:r>
+                    <m:rPr>
+                      <m:sty m:val="p"/>
+                    </m:rPr>
+                    <m:t>[</m:t>
+                  </m:r>
+                  <m:r>
+                    <m:rPr>
+                      <m:sty m:val="p"/>
+                    </m:rPr>
+                    <m:t>A</m:t>
+                  </m:r>
+                  <m:sSub>
+                    <m:e>
+                      <m:r>
+                        <m:rPr>
+                          <m:sty m:val="p"/>
+                        </m:rPr>
+                        <m:t>]</m:t>
+                      </m:r>
+                    </m:e>
+                    <m:sub>
+                      <m:r>
+                        <m:t>0</m:t>
+                      </m:r>
+                    </m:sub>
+                  </m:sSub>
+                </m:den>
+              </m:f>
+              <m:r>
+                <m:rPr>
+                  <m:sty m:val="p"/>
+                </m:rPr>
+                <m:t>=</m:t>
+              </m:r>
+              <m:r>
+                <m:t>k</m:t>
+              </m:r>
+              <m:r>
+                <m:t>t</m:t>
+              </m:r>
+            </m:oMath>
+          </w:p>
+        </w:tc>
+        <w:tc>
+          <w:tcPr/>
+          <w:p>
+            <w:pPr>
+              <w:pStyle w:val="Compact"/>
+              <w:jc w:val="center"/>
+            </w:pPr>
+            <m:oMath>
+              <m:f>
+                <m:fPr>
+                  <m:type m:val="bar"/>
+                </m:fPr>
+                <m:num>
+                  <m:r>
+                    <m:t>1</m:t>
+                  </m:r>
+                </m:num>
+                <m:den>
+                  <m:r>
+                    <m:rPr>
+                      <m:sty m:val="p"/>
+                    </m:rPr>
+                    <m:t>[</m:t>
+                  </m:r>
+                  <m:r>
+                    <m:rPr>
+                      <m:sty m:val="p"/>
+                    </m:rPr>
+                    <m:t>A</m:t>
+                  </m:r>
+                  <m:r>
+                    <m:rPr>
+                      <m:sty m:val="p"/>
+                    </m:rPr>
+                    <m:t>]</m:t>
+                  </m:r>
+                </m:den>
+              </m:f>
+              <m:r>
+                <m:rPr>
+                  <m:sty m:val="p"/>
+                </m:rPr>
                 <m:t>∼</m:t>
               </m:r>
               <m:r>
@@ -1865,12 +1889,6 @@
         <w:pStyle w:val="BlockText"/>
       </w:pPr>
       <w:r>
-        <w:t xml:space="preserve">💡</w:t>
-      </w:r>
-      <w:r>
-        <w:t xml:space="preserve"> </w:t>
-      </w:r>
-      <w:r>
         <w:rPr>
           <w:rFonts w:hint="eastAsia" w:eastAsia="SimSun" w:ascii="Times New Roman" w:hAnsi="Times New Roman"/>
           <w:b/>
@@ -2046,6 +2064,14 @@
         <w:t xml:space="preserve"> </w:t>
       </w:r>
       <m:oMath>
+        <m:oMathPr>
+          <m:ctrlPr>
+            <w:rPr>
+              <w:sz w:val="28"/>
+              <w:szCs w:val="28"/>
+            </w:rPr>
+          </m:ctrlPr>
+        </m:oMathPr>
         <m:r>
           <m:rPr>
             <m:sty m:val="p"/>
@@ -2154,7 +2180,7 @@
           <w:p>
             <w:pPr>
               <w:pStyle w:val="Compact"/>
-              <w:jc w:val="left"/>
+              <w:jc w:val="center"/>
             </w:pPr>
             <m:oMath>
               <m:sSub>
@@ -2283,7 +2309,7 @@
           <w:p>
             <w:pPr>
               <w:pStyle w:val="Compact"/>
-              <w:jc w:val="left"/>
+              <w:jc w:val="center"/>
             </w:pPr>
             <m:oMath>
               <m:sSub>
@@ -2430,7 +2456,7 @@
           <w:p>
             <w:pPr>
               <w:pStyle w:val="Compact"/>
-              <w:jc w:val="left"/>
+              <w:jc w:val="center"/>
             </w:pPr>
             <m:oMath>
               <m:sSub>
@@ -2576,7 +2602,7 @@
           <w:p>
             <w:pPr>
               <w:pStyle w:val="Compact"/>
-              <w:jc w:val="left"/>
+              <w:jc w:val="center"/>
             </w:pPr>
             <m:oMath>
               <m:sSub>
@@ -2742,6 +2768,14 @@
         <w:t xml:space="preserve">）：</w:t>
       </w:r>
       <m:oMath>
+        <m:oMathPr>
+          <m:ctrlPr>
+            <w:rPr>
+              <w:sz w:val="28"/>
+              <w:szCs w:val="28"/>
+            </w:rPr>
+          </m:ctrlPr>
+        </m:oMathPr>
         <m:sSub>
           <m:e>
             <m:r>
@@ -2874,12 +2908,6 @@
         <w:pStyle w:val="BlockText"/>
       </w:pPr>
       <w:r>
-        <w:t xml:space="preserve">⚠️</w:t>
-      </w:r>
-      <w:r>
-        <w:t xml:space="preserve"> </w:t>
-      </w:r>
-      <w:r>
         <w:rPr>
           <w:rFonts w:hint="eastAsia" w:eastAsia="SimSun" w:ascii="Times New Roman" w:hAnsi="Times New Roman"/>
           <w:b/>
@@ -2894,6 +2922,14 @@
         <w:t xml:space="preserve">：</w:t>
       </w:r>
       <m:oMath>
+        <m:oMathPr>
+          <m:ctrlPr>
+            <w:rPr>
+              <w:sz w:val="28"/>
+              <w:szCs w:val="28"/>
+            </w:rPr>
+          </m:ctrlPr>
+        </m:oMathPr>
         <m:sSub>
           <m:e>
             <m:r>
@@ -3010,6 +3046,14 @@
         <w:t xml:space="preserve"> </w:t>
       </w:r>
       <m:oMath>
+        <m:oMathPr>
+          <m:ctrlPr>
+            <w:rPr>
+              <w:sz w:val="28"/>
+              <w:szCs w:val="28"/>
+            </w:rPr>
+          </m:ctrlPr>
+        </m:oMathPr>
         <m:r>
           <m:rPr>
             <m:sty m:val="p"/>
@@ -3295,6 +3339,14 @@
         <w:t xml:space="preserve">：</w:t>
       </w:r>
       <m:oMath>
+        <m:oMathPr>
+          <m:ctrlPr>
+            <w:rPr>
+              <w:sz w:val="28"/>
+              <w:szCs w:val="28"/>
+            </w:rPr>
+          </m:ctrlPr>
+        </m:oMathPr>
         <m:r>
           <m:t>v</m:t>
         </m:r>
@@ -3348,6 +3400,14 @@
         <w:t xml:space="preserve"> </w:t>
       </w:r>
       <m:oMath>
+        <m:oMathPr>
+          <m:ctrlPr>
+            <w:rPr>
+              <w:sz w:val="28"/>
+              <w:szCs w:val="28"/>
+            </w:rPr>
+          </m:ctrlPr>
+        </m:oMathPr>
         <m:sSup>
           <m:e>
             <m:r>
@@ -3460,6 +3520,14 @@
         <w:t xml:space="preserve">反应形式：</w:t>
       </w:r>
       <m:oMath>
+        <m:oMathPr>
+          <m:ctrlPr>
+            <w:rPr>
+              <w:sz w:val="28"/>
+              <w:szCs w:val="28"/>
+            </w:rPr>
+          </m:ctrlPr>
+        </m:oMathPr>
         <m:r>
           <m:rPr>
             <m:sty m:val="p"/>
@@ -3578,6 +3646,12 @@
       <m:oMathPara>
         <m:oMathParaPr>
           <m:jc m:val="center"/>
+          <m:ctrlPr>
+            <w:rPr>
+              <w:sz w:val="28"/>
+              <w:szCs w:val="28"/>
+            </w:rPr>
+          </m:ctrlPr>
         </m:oMathParaPr>
         <m:oMath>
           <m:f>
@@ -3840,6 +3914,14 @@
         <w:t xml:space="preserve"> </w:t>
       </w:r>
       <m:oMath>
+        <m:oMathPr>
+          <m:ctrlPr>
+            <w:rPr>
+              <w:sz w:val="28"/>
+              <w:szCs w:val="28"/>
+            </w:rPr>
+          </m:ctrlPr>
+        </m:oMathPr>
         <m:r>
           <m:rPr>
             <m:sty m:val="p"/>
@@ -3926,6 +4008,14 @@
         <w:t xml:space="preserve"> </w:t>
       </w:r>
       <m:oMath>
+        <m:oMathPr>
+          <m:ctrlPr>
+            <w:rPr>
+              <w:sz w:val="28"/>
+              <w:szCs w:val="28"/>
+            </w:rPr>
+          </m:ctrlPr>
+        </m:oMathPr>
         <m:r>
           <m:rPr>
             <m:sty m:val="p"/>
@@ -4009,6 +4099,12 @@
       <m:oMathPara>
         <m:oMathParaPr>
           <m:jc m:val="center"/>
+          <m:ctrlPr>
+            <w:rPr>
+              <w:sz w:val="28"/>
+              <w:szCs w:val="28"/>
+            </w:rPr>
+          </m:ctrlPr>
         </m:oMathParaPr>
         <m:oMath>
           <m:r>
@@ -4230,6 +4326,14 @@
         <w:t xml:space="preserve"> </w:t>
       </w:r>
       <m:oMath>
+        <m:oMathPr>
+          <m:ctrlPr>
+            <w:rPr>
+              <w:sz w:val="28"/>
+              <w:szCs w:val="28"/>
+            </w:rPr>
+          </m:ctrlPr>
+        </m:oMathPr>
         <m:f>
           <m:fPr>
             <m:type m:val="bar"/>
@@ -4290,6 +4394,12 @@
       <m:oMathPara>
         <m:oMathParaPr>
           <m:jc m:val="center"/>
+          <m:ctrlPr>
+            <w:rPr>
+              <w:sz w:val="28"/>
+              <w:szCs w:val="28"/>
+            </w:rPr>
+          </m:ctrlPr>
         </m:oMathParaPr>
         <m:oMath>
           <m:r>
@@ -4541,6 +4651,14 @@
         <w:t xml:space="preserve"> </w:t>
       </w:r>
       <m:oMath>
+        <m:oMathPr>
+          <m:ctrlPr>
+            <w:rPr>
+              <w:sz w:val="28"/>
+              <w:szCs w:val="28"/>
+            </w:rPr>
+          </m:ctrlPr>
+        </m:oMathPr>
         <m:r>
           <m:t>K</m:t>
         </m:r>
@@ -4658,6 +4776,14 @@
         <w:t xml:space="preserve"> </w:t>
       </w:r>
       <m:oMath>
+        <m:oMathPr>
+          <m:ctrlPr>
+            <w:rPr>
+              <w:sz w:val="28"/>
+              <w:szCs w:val="28"/>
+            </w:rPr>
+          </m:ctrlPr>
+        </m:oMathPr>
         <m:sSub>
           <m:e>
             <m:r>
@@ -4761,6 +4887,14 @@
         <w:t xml:space="preserve"> </w:t>
       </w:r>
       <m:oMath>
+        <m:oMathPr>
+          <m:ctrlPr>
+            <w:rPr>
+              <w:sz w:val="28"/>
+              <w:szCs w:val="28"/>
+            </w:rPr>
+          </m:ctrlPr>
+        </m:oMathPr>
         <m:sSub>
           <m:e>
             <m:r>
@@ -4845,12 +4979,6 @@
         <w:pStyle w:val="BlockText"/>
       </w:pPr>
       <w:r>
-        <w:t xml:space="preserve">💡</w:t>
-      </w:r>
-      <w:r>
-        <w:t xml:space="preserve"> </w:t>
-      </w:r>
-      <w:r>
         <w:rPr>
           <w:rFonts w:hint="eastAsia" w:eastAsia="SimSun" w:ascii="Times New Roman" w:hAnsi="Times New Roman"/>
           <w:b/>
@@ -4969,6 +5097,12 @@
       <m:oMathPara>
         <m:oMathParaPr>
           <m:jc m:val="center"/>
+          <m:ctrlPr>
+            <w:rPr>
+              <w:sz w:val="28"/>
+              <w:szCs w:val="28"/>
+            </w:rPr>
+          </m:ctrlPr>
         </m:oMathParaPr>
         <m:oMath>
           <m:eqArr>
@@ -5077,6 +5211,14 @@
         <w:t xml:space="preserve">：</w:t>
       </w:r>
       <m:oMath>
+        <m:oMathPr>
+          <m:ctrlPr>
+            <w:rPr>
+              <w:sz w:val="28"/>
+              <w:szCs w:val="28"/>
+            </w:rPr>
+          </m:ctrlPr>
+        </m:oMathPr>
         <m:r>
           <m:rPr>
             <m:sty m:val="p"/>
@@ -5196,6 +5338,14 @@
         <w:t xml:space="preserve"> </w:t>
       </w:r>
       <m:oMath>
+        <m:oMathPr>
+          <m:ctrlPr>
+            <w:rPr>
+              <w:sz w:val="28"/>
+              <w:szCs w:val="28"/>
+            </w:rPr>
+          </m:ctrlPr>
+        </m:oMathPr>
         <m:r>
           <m:t>k</m:t>
         </m:r>
@@ -5262,6 +5412,14 @@
         <w:t xml:space="preserve">：</w:t>
       </w:r>
       <m:oMath>
+        <m:oMathPr>
+          <m:ctrlPr>
+            <w:rPr>
+              <w:sz w:val="28"/>
+              <w:szCs w:val="28"/>
+            </w:rPr>
+          </m:ctrlPr>
+        </m:oMathPr>
         <m:f>
           <m:fPr>
             <m:type m:val="bar"/>
@@ -5390,6 +5548,14 @@
         <w:t xml:space="preserve"> </w:t>
       </w:r>
       <m:oMath>
+        <m:oMathPr>
+          <m:ctrlPr>
+            <w:rPr>
+              <w:sz w:val="28"/>
+              <w:szCs w:val="28"/>
+            </w:rPr>
+          </m:ctrlPr>
+        </m:oMathPr>
         <m:sSub>
           <m:e>
             <m:r>
@@ -5470,6 +5636,14 @@
         <w:t xml:space="preserve">反应形式：</w:t>
       </w:r>
       <m:oMath>
+        <m:oMathPr>
+          <m:ctrlPr>
+            <w:rPr>
+              <w:sz w:val="28"/>
+              <w:szCs w:val="28"/>
+            </w:rPr>
+          </m:ctrlPr>
+        </m:oMathPr>
         <m:r>
           <m:rPr>
             <m:sty m:val="p"/>
@@ -5596,6 +5770,14 @@
         <w:t xml:space="preserve"> </w:t>
       </w:r>
       <m:oMath>
+        <m:oMathPr>
+          <m:ctrlPr>
+            <w:rPr>
+              <w:sz w:val="28"/>
+              <w:szCs w:val="28"/>
+            </w:rPr>
+          </m:ctrlPr>
+        </m:oMathPr>
         <m:r>
           <m:rPr>
             <m:sty m:val="p"/>
@@ -5701,6 +5883,12 @@
       <m:oMathPara>
         <m:oMathParaPr>
           <m:jc m:val="center"/>
+          <m:ctrlPr>
+            <w:rPr>
+              <w:sz w:val="28"/>
+              <w:szCs w:val="28"/>
+            </w:rPr>
+          </m:ctrlPr>
         </m:oMathParaPr>
         <m:oMath>
           <m:f>
@@ -5860,6 +6048,14 @@
         <w:t xml:space="preserve"> </w:t>
       </w:r>
       <m:oMath>
+        <m:oMathPr>
+          <m:ctrlPr>
+            <w:rPr>
+              <w:sz w:val="28"/>
+              <w:szCs w:val="28"/>
+            </w:rPr>
+          </m:ctrlPr>
+        </m:oMathPr>
         <m:sSub>
           <m:e>
             <m:r>
@@ -6198,6 +6394,12 @@
       <m:oMathPara>
         <m:oMathParaPr>
           <m:jc m:val="center"/>
+          <m:ctrlPr>
+            <w:rPr>
+              <w:sz w:val="28"/>
+              <w:szCs w:val="28"/>
+            </w:rPr>
+          </m:ctrlPr>
         </m:oMathParaPr>
         <m:oMath>
           <m:f>
@@ -6392,6 +6594,14 @@
         <w:t xml:space="preserve"> </w:t>
       </w:r>
       <m:oMath>
+        <m:oMathPr>
+          <m:ctrlPr>
+            <w:rPr>
+              <w:sz w:val="28"/>
+              <w:szCs w:val="28"/>
+            </w:rPr>
+          </m:ctrlPr>
+        </m:oMathPr>
         <m:r>
           <m:rPr>
             <m:sty m:val="p"/>
@@ -6528,6 +6738,14 @@
         <w:t xml:space="preserve"> </w:t>
       </w:r>
       <m:oMath>
+        <m:oMathPr>
+          <m:ctrlPr>
+            <w:rPr>
+              <w:sz w:val="28"/>
+              <w:szCs w:val="28"/>
+            </w:rPr>
+          </m:ctrlPr>
+        </m:oMathPr>
         <m:sSub>
           <m:e>
             <m:r>
@@ -6674,6 +6892,14 @@
         <w:t xml:space="preserve">（</w:t>
       </w:r>
       <m:oMath>
+        <m:oMathPr>
+          <m:ctrlPr>
+            <w:rPr>
+              <w:sz w:val="28"/>
+              <w:szCs w:val="28"/>
+            </w:rPr>
+          </m:ctrlPr>
+        </m:oMathPr>
         <m:sSub>
           <m:e>
             <m:r>
@@ -6739,6 +6965,12 @@
       <m:oMathPara>
         <m:oMathParaPr>
           <m:jc m:val="center"/>
+          <m:ctrlPr>
+            <w:rPr>
+              <w:sz w:val="28"/>
+              <w:szCs w:val="28"/>
+            </w:rPr>
+          </m:ctrlPr>
         </m:oMathParaPr>
         <m:oMath>
           <m:r>
@@ -6911,6 +7143,14 @@
         <w:t xml:space="preserve">总速率：</w:t>
       </w:r>
       <m:oMath>
+        <m:oMathPr>
+          <m:ctrlPr>
+            <w:rPr>
+              <w:sz w:val="28"/>
+              <w:szCs w:val="28"/>
+            </w:rPr>
+          </m:ctrlPr>
+        </m:oMathPr>
         <m:r>
           <m:t>v</m:t>
         </m:r>
@@ -7080,6 +7320,14 @@
         <w:t xml:space="preserve"> </w:t>
       </w:r>
       <m:oMath>
+        <m:oMathPr>
+          <m:ctrlPr>
+            <w:rPr>
+              <w:sz w:val="28"/>
+              <w:szCs w:val="28"/>
+            </w:rPr>
+          </m:ctrlPr>
+        </m:oMathPr>
         <m:sSub>
           <m:e>
             <m:r>
@@ -7130,6 +7378,14 @@
         <w:t xml:space="preserve"> </w:t>
       </w:r>
       <m:oMath>
+        <m:oMathPr>
+          <m:ctrlPr>
+            <w:rPr>
+              <w:sz w:val="28"/>
+              <w:szCs w:val="28"/>
+            </w:rPr>
+          </m:ctrlPr>
+        </m:oMathPr>
         <m:sSub>
           <m:e>
             <m:r>
@@ -7248,7 +7504,7 @@
           <w:p>
             <w:pPr>
               <w:pStyle w:val="Compact"/>
-              <w:jc w:val="left"/>
+              <w:jc w:val="center"/>
             </w:pPr>
             <w:r>
               <w:rPr>
@@ -7264,7 +7520,7 @@
           <w:p>
             <w:pPr>
               <w:pStyle w:val="Compact"/>
-              <w:jc w:val="left"/>
+              <w:jc w:val="center"/>
             </w:pPr>
             <w:r>
               <w:rPr>
@@ -7280,7 +7536,7 @@
           <w:p>
             <w:pPr>
               <w:pStyle w:val="Compact"/>
-              <w:jc w:val="left"/>
+              <w:jc w:val="center"/>
             </w:pPr>
             <w:r>
               <w:rPr>
@@ -7298,7 +7554,7 @@
           <w:p>
             <w:pPr>
               <w:pStyle w:val="Compact"/>
-              <w:jc w:val="left"/>
+              <w:jc w:val="center"/>
             </w:pPr>
             <w:r>
               <w:rPr>
@@ -7315,7 +7571,7 @@
           <w:p>
             <w:pPr>
               <w:pStyle w:val="Compact"/>
-              <w:jc w:val="left"/>
+              <w:jc w:val="center"/>
             </w:pPr>
             <w:r>
               <w:rPr>
@@ -7330,7 +7586,7 @@
           <w:p>
             <w:pPr>
               <w:pStyle w:val="Compact"/>
-              <w:jc w:val="left"/>
+              <w:jc w:val="center"/>
             </w:pPr>
             <w:r>
               <w:rPr>
@@ -7365,7 +7621,7 @@
           <w:p>
             <w:pPr>
               <w:pStyle w:val="Compact"/>
-              <w:jc w:val="left"/>
+              <w:jc w:val="center"/>
             </w:pPr>
             <w:r>
               <w:rPr>
@@ -7382,7 +7638,7 @@
           <w:p>
             <w:pPr>
               <w:pStyle w:val="Compact"/>
-              <w:jc w:val="left"/>
+              <w:jc w:val="center"/>
             </w:pPr>
             <w:r>
               <w:rPr>
@@ -7397,7 +7653,7 @@
           <w:p>
             <w:pPr>
               <w:pStyle w:val="Compact"/>
-              <w:jc w:val="left"/>
+              <w:jc w:val="center"/>
             </w:pPr>
             <w:r>
               <w:rPr>
@@ -7414,7 +7670,7 @@
           <w:p>
             <w:pPr>
               <w:pStyle w:val="Compact"/>
-              <w:jc w:val="left"/>
+              <w:jc w:val="center"/>
             </w:pPr>
             <w:r>
               <w:rPr>
@@ -7431,7 +7687,7 @@
           <w:p>
             <w:pPr>
               <w:pStyle w:val="Compact"/>
-              <w:jc w:val="left"/>
+              <w:jc w:val="center"/>
             </w:pPr>
             <w:r>
               <w:rPr>
@@ -7446,7 +7702,7 @@
           <w:p>
             <w:pPr>
               <w:pStyle w:val="Compact"/>
-              <w:jc w:val="left"/>
+              <w:jc w:val="center"/>
             </w:pPr>
             <w:r>
               <w:rPr>
@@ -7513,7 +7769,7 @@
           <w:p>
             <w:pPr>
               <w:pStyle w:val="Compact"/>
-              <w:jc w:val="left"/>
+              <w:jc w:val="center"/>
             </w:pPr>
             <w:r>
               <w:rPr>
@@ -7530,7 +7786,7 @@
           <w:p>
             <w:pPr>
               <w:pStyle w:val="Compact"/>
-              <w:jc w:val="left"/>
+              <w:jc w:val="center"/>
             </w:pPr>
             <w:r>
               <w:rPr>
@@ -7601,7 +7857,7 @@
           <w:p>
             <w:pPr>
               <w:pStyle w:val="Compact"/>
-              <w:jc w:val="left"/>
+              <w:jc w:val="center"/>
             </w:pPr>
             <w:r>
               <w:rPr>
@@ -7644,7 +7900,7 @@
           <w:p>
             <w:pPr>
               <w:pStyle w:val="Compact"/>
-              <w:jc w:val="left"/>
+              <w:jc w:val="center"/>
             </w:pPr>
             <w:r>
               <w:rPr>
@@ -7661,7 +7917,7 @@
           <w:p>
             <w:pPr>
               <w:pStyle w:val="Compact"/>
-              <w:jc w:val="left"/>
+              <w:jc w:val="center"/>
             </w:pPr>
             <w:r>
               <w:rPr>
@@ -7676,7 +7932,7 @@
           <w:p>
             <w:pPr>
               <w:pStyle w:val="Compact"/>
-              <w:jc w:val="left"/>
+              <w:jc w:val="center"/>
             </w:pPr>
             <w:r>
               <w:rPr>
@@ -7814,12 +8070,6 @@
         <w:pStyle w:val="BlockText"/>
       </w:pPr>
       <w:r>
-        <w:t xml:space="preserve">⚠️</w:t>
-      </w:r>
-      <w:r>
-        <w:t xml:space="preserve"> </w:t>
-      </w:r>
-      <w:r>
         <w:rPr>
           <w:rFonts w:hint="eastAsia" w:eastAsia="SimSun" w:ascii="Times New Roman" w:hAnsi="Times New Roman"/>
           <w:b/>
@@ -7864,6 +8114,14 @@
         <w:t xml:space="preserve">经典案例：</w:t>
       </w:r>
       <m:oMath>
+        <m:oMathPr>
+          <m:ctrlPr>
+            <w:rPr>
+              <w:sz w:val="28"/>
+              <w:szCs w:val="28"/>
+            </w:rPr>
+          </m:ctrlPr>
+        </m:oMathPr>
         <m:sSub>
           <m:e>
             <m:r>
@@ -7955,6 +8213,14 @@
         <w:t xml:space="preserve"> </w:t>
       </w:r>
       <m:oMath>
+        <m:oMathPr>
+          <m:ctrlPr>
+            <w:rPr>
+              <w:sz w:val="28"/>
+              <w:szCs w:val="28"/>
+            </w:rPr>
+          </m:ctrlPr>
+        </m:oMathPr>
         <m:r>
           <m:t>v</m:t>
         </m:r>
@@ -8070,6 +8336,14 @@
         <w:t xml:space="preserve">：第一步为快平衡，</w:t>
       </w:r>
       <m:oMath>
+        <m:oMathPr>
+          <m:ctrlPr>
+            <w:rPr>
+              <w:sz w:val="28"/>
+              <w:szCs w:val="28"/>
+            </w:rPr>
+          </m:ctrlPr>
+        </m:oMathPr>
         <m:r>
           <m:t>K</m:t>
         </m:r>
@@ -8201,6 +8475,14 @@
         <w:t xml:space="preserve"> </w:t>
       </w:r>
       <m:oMath>
+        <m:oMathPr>
+          <m:ctrlPr>
+            <w:rPr>
+              <w:sz w:val="28"/>
+              <w:szCs w:val="28"/>
+            </w:rPr>
+          </m:ctrlPr>
+        </m:oMathPr>
         <m:r>
           <m:rPr>
             <m:sty m:val="p"/>
@@ -8325,6 +8607,14 @@
         <w:t xml:space="preserve">RDS：</w:t>
       </w:r>
       <m:oMath>
+        <m:oMathPr>
+          <m:ctrlPr>
+            <w:rPr>
+              <w:sz w:val="28"/>
+              <w:szCs w:val="28"/>
+            </w:rPr>
+          </m:ctrlPr>
+        </m:oMathPr>
         <m:r>
           <m:t>v</m:t>
         </m:r>
@@ -8536,6 +8826,14 @@
         <w:t xml:space="preserve"> </w:t>
       </w:r>
       <m:oMath>
+        <m:oMathPr>
+          <m:ctrlPr>
+            <w:rPr>
+              <w:sz w:val="28"/>
+              <w:szCs w:val="28"/>
+            </w:rPr>
+          </m:ctrlPr>
+        </m:oMathPr>
         <m:r>
           <m:t>v</m:t>
         </m:r>
@@ -8757,12 +9055,6 @@
       <w:pPr>
         <w:pStyle w:val="BlockText"/>
       </w:pPr>
-      <w:r>
-        <w:t xml:space="preserve">💡</w:t>
-      </w:r>
-      <w:r>
-        <w:t xml:space="preserve"> </w:t>
-      </w:r>
       <w:r>
         <w:rPr>
           <w:rFonts w:hint="eastAsia" w:eastAsia="SimSun" w:ascii="Times New Roman" w:hAnsi="Times New Roman"/>
@@ -8837,6 +9129,14 @@
         <w:t xml:space="preserve"> </w:t>
       </w:r>
       <m:oMath>
+        <m:oMathPr>
+          <m:ctrlPr>
+            <w:rPr>
+              <w:sz w:val="28"/>
+              <w:szCs w:val="28"/>
+            </w:rPr>
+          </m:ctrlPr>
+        </m:oMathPr>
         <m:r>
           <m:t>k</m:t>
         </m:r>
@@ -9147,6 +9447,12 @@
       <m:oMathPara>
         <m:oMathParaPr>
           <m:jc m:val="center"/>
+          <m:ctrlPr>
+            <w:rPr>
+              <w:sz w:val="28"/>
+              <w:szCs w:val="28"/>
+            </w:rPr>
+          </m:ctrlPr>
         </m:oMathParaPr>
         <m:oMath>
           <m:f>
@@ -9398,6 +9704,14 @@
         <w:t xml:space="preserve"> </w:t>
       </w:r>
       <m:oMath>
+        <m:oMathPr>
+          <m:ctrlPr>
+            <w:rPr>
+              <w:sz w:val="28"/>
+              <w:szCs w:val="28"/>
+            </w:rPr>
+          </m:ctrlPr>
+        </m:oMathPr>
         <m:r>
           <m:rPr>
             <m:sty m:val="p"/>
@@ -9536,6 +9850,12 @@
       <m:oMathPara>
         <m:oMathParaPr>
           <m:jc m:val="center"/>
+          <m:ctrlPr>
+            <w:rPr>
+              <w:sz w:val="28"/>
+              <w:szCs w:val="28"/>
+            </w:rPr>
+          </m:ctrlPr>
         </m:oMathParaPr>
         <m:oMath>
           <m:sSub>
@@ -9676,6 +9996,12 @@
       <m:oMathPara>
         <m:oMathParaPr>
           <m:jc m:val="center"/>
+          <m:ctrlPr>
+            <w:rPr>
+              <w:sz w:val="28"/>
+              <w:szCs w:val="28"/>
+            </w:rPr>
+          </m:ctrlPr>
         </m:oMathParaPr>
         <m:oMath>
           <m:sSub>
@@ -9955,6 +10281,14 @@
         <w:t xml:space="preserve">当第一步快速可逆时，</w:t>
       </w:r>
       <m:oMath>
+        <m:oMathPr>
+          <m:ctrlPr>
+            <w:rPr>
+              <w:sz w:val="28"/>
+              <w:szCs w:val="28"/>
+            </w:rPr>
+          </m:ctrlPr>
+        </m:oMathPr>
         <m:sSub>
           <m:e>
             <m:r>
@@ -10109,6 +10443,14 @@
         <w:t xml:space="preserve">），但逆反应的存在降低了表观能垒（</w:t>
       </w:r>
       <m:oMath>
+        <m:oMathPr>
+          <m:ctrlPr>
+            <w:rPr>
+              <w:sz w:val="28"/>
+              <w:szCs w:val="28"/>
+            </w:rPr>
+          </m:ctrlPr>
+        </m:oMathPr>
         <m:r>
           <m:rPr>
             <m:sty m:val="p"/>
@@ -10171,6 +10513,14 @@
         <w:t xml:space="preserve">时，第一步已接近平衡，</w:t>
       </w:r>
       <m:oMath>
+        <m:oMathPr>
+          <m:ctrlPr>
+            <w:rPr>
+              <w:sz w:val="28"/>
+              <w:szCs w:val="28"/>
+            </w:rPr>
+          </m:ctrlPr>
+        </m:oMathPr>
         <m:sSub>
           <m:e>
             <m:r>
@@ -10229,12 +10579,6 @@
       <w:pPr>
         <w:pStyle w:val="BlockText"/>
       </w:pPr>
-      <w:r>
-        <w:t xml:space="preserve">⚠️</w:t>
-      </w:r>
-      <w:r>
-        <w:t xml:space="preserve"> </w:t>
-      </w:r>
       <w:r>
         <w:rPr>
           <w:rFonts w:hint="eastAsia" w:eastAsia="SimSun" w:ascii="Times New Roman" w:hAnsi="Times New Roman"/>
@@ -10444,6 +10788,12 @@
       <m:oMathPara>
         <m:oMathParaPr>
           <m:jc m:val="center"/>
+          <m:ctrlPr>
+            <w:rPr>
+              <w:sz w:val="28"/>
+              <w:szCs w:val="28"/>
+            </w:rPr>
+          </m:ctrlPr>
         </m:oMathParaPr>
         <m:oMath>
           <m:r>
@@ -10823,7 +11173,7 @@
           <w:p>
             <w:pPr>
               <w:pStyle w:val="Compact"/>
-              <w:jc w:val="left"/>
+              <w:jc w:val="center"/>
             </w:pPr>
             <w:r>
               <w:rPr>
@@ -10839,7 +11189,7 @@
           <w:p>
             <w:pPr>
               <w:pStyle w:val="Compact"/>
-              <w:jc w:val="left"/>
+              <w:jc w:val="center"/>
             </w:pPr>
             <w:r>
               <w:rPr>
@@ -10855,7 +11205,7 @@
           <w:p>
             <w:pPr>
               <w:pStyle w:val="Compact"/>
-              <w:jc w:val="left"/>
+              <w:jc w:val="center"/>
             </w:pPr>
             <w:r>
               <w:rPr>
@@ -10873,7 +11223,7 @@
           <w:p>
             <w:pPr>
               <w:pStyle w:val="Compact"/>
-              <w:jc w:val="left"/>
+              <w:jc w:val="center"/>
             </w:pPr>
             <m:oMath>
               <m:r>
@@ -10905,7 +11255,7 @@
           <w:p>
             <w:pPr>
               <w:pStyle w:val="Compact"/>
-              <w:jc w:val="left"/>
+              <w:jc w:val="center"/>
             </w:pPr>
             <w:r>
               <w:rPr>
@@ -10920,7 +11270,7 @@
           <w:p>
             <w:pPr>
               <w:pStyle w:val="Compact"/>
-              <w:jc w:val="left"/>
+              <w:jc w:val="center"/>
             </w:pPr>
             <m:oMath>
               <m:r>
@@ -11081,7 +11431,7 @@
           <w:p>
             <w:pPr>
               <w:pStyle w:val="Compact"/>
-              <w:jc w:val="left"/>
+              <w:jc w:val="center"/>
             </w:pPr>
             <m:oMath>
               <m:r>
@@ -11113,7 +11463,7 @@
           <w:p>
             <w:pPr>
               <w:pStyle w:val="Compact"/>
-              <w:jc w:val="left"/>
+              <w:jc w:val="center"/>
             </w:pPr>
             <w:r>
               <w:rPr>
@@ -11128,7 +11478,7 @@
           <w:p>
             <w:pPr>
               <w:pStyle w:val="Compact"/>
-              <w:jc w:val="left"/>
+              <w:jc w:val="center"/>
             </w:pPr>
             <w:r>
               <w:rPr>
@@ -11145,7 +11495,7 @@
           <w:p>
             <w:pPr>
               <w:pStyle w:val="Compact"/>
-              <w:jc w:val="left"/>
+              <w:jc w:val="center"/>
             </w:pPr>
             <m:oMath>
               <m:r>
@@ -11177,7 +11527,7 @@
           <w:p>
             <w:pPr>
               <w:pStyle w:val="Compact"/>
-              <w:jc w:val="left"/>
+              <w:jc w:val="center"/>
             </w:pPr>
             <w:r>
               <w:rPr>
@@ -11192,7 +11542,7 @@
           <w:p>
             <w:pPr>
               <w:pStyle w:val="Compact"/>
-              <w:jc w:val="left"/>
+              <w:jc w:val="center"/>
             </w:pPr>
             <m:oMath>
               <m:r>
@@ -11421,12 +11771,6 @@
         <w:pStyle w:val="BlockText"/>
       </w:pPr>
       <w:r>
-        <w:t xml:space="preserve">💡</w:t>
-      </w:r>
-      <w:r>
-        <w:t xml:space="preserve"> </w:t>
-      </w:r>
-      <w:r>
         <w:rPr>
           <w:rFonts w:hint="eastAsia" w:eastAsia="SimSun" w:ascii="Times New Roman" w:hAnsi="Times New Roman"/>
           <w:b/>
@@ -11520,7 +11864,7 @@
     </w:p>
     <w:bookmarkEnd w:id="25"/>
     <w:bookmarkEnd w:id="26"/>
-    <w:bookmarkStart w:id="30" w:name="五催化动力学"/>
+    <w:bookmarkStart w:id="33" w:name="五催化动力学"/>
     <w:p>
       <w:pPr>
         <w:pStyle w:val="Heading2"/>
@@ -11607,6 +11951,14 @@
         <w:t xml:space="preserve"> </w:t>
       </w:r>
       <m:oMath>
+        <m:oMathPr>
+          <m:ctrlPr>
+            <w:rPr>
+              <w:sz w:val="28"/>
+              <w:szCs w:val="28"/>
+            </w:rPr>
+          </m:ctrlPr>
+        </m:oMathPr>
         <m:sSub>
           <m:e>
             <m:r>
@@ -11675,6 +12027,14 @@
         <w:t xml:space="preserve">：催化剂同等程度降低正逆反应的活化能，</w:t>
       </w:r>
       <m:oMath>
+        <m:oMathPr>
+          <m:ctrlPr>
+            <w:rPr>
+              <w:sz w:val="28"/>
+              <w:szCs w:val="28"/>
+            </w:rPr>
+          </m:ctrlPr>
+        </m:oMathPr>
         <m:r>
           <m:t>K</m:t>
         </m:r>
@@ -11737,12 +12097,6 @@
       <w:pPr>
         <w:pStyle w:val="BlockText"/>
       </w:pPr>
-      <w:r>
-        <w:t xml:space="preserve">⚠️</w:t>
-      </w:r>
-      <w:r>
-        <w:t xml:space="preserve"> </w:t>
-      </w:r>
       <w:r>
         <w:rPr>
           <w:rFonts w:hint="eastAsia" w:eastAsia="SimSun" w:ascii="Times New Roman" w:hAnsi="Times New Roman"/>
@@ -11821,6 +12175,14 @@
         <w:t xml:space="preserve">：</w:t>
       </w:r>
       <m:oMath>
+        <m:oMathPr>
+          <m:ctrlPr>
+            <w:rPr>
+              <w:sz w:val="28"/>
+              <w:szCs w:val="28"/>
+            </w:rPr>
+          </m:ctrlPr>
+        </m:oMathPr>
         <m:r>
           <m:rPr>
             <m:sty m:val="p"/>
@@ -11904,6 +12266,14 @@
         <w:t xml:space="preserve"> </w:t>
       </w:r>
       <m:oMath>
+        <m:oMathPr>
+          <m:ctrlPr>
+            <w:rPr>
+              <w:sz w:val="28"/>
+              <w:szCs w:val="28"/>
+            </w:rPr>
+          </m:ctrlPr>
+        </m:oMathPr>
         <m:r>
           <m:t>v</m:t>
         </m:r>
@@ -12070,6 +12440,14 @@
         <w:t xml:space="preserve">起催化作用，</w:t>
       </w:r>
       <m:oMath>
+        <m:oMathPr>
+          <m:ctrlPr>
+            <w:rPr>
+              <w:sz w:val="28"/>
+              <w:szCs w:val="28"/>
+            </w:rPr>
+          </m:ctrlPr>
+        </m:oMathPr>
         <m:r>
           <m:t>v</m:t>
         </m:r>
@@ -12168,6 +12546,14 @@
         <w:t xml:space="preserve"> </w:t>
       </w:r>
       <m:oMath>
+        <m:oMathPr>
+          <m:ctrlPr>
+            <w:rPr>
+              <w:sz w:val="28"/>
+              <w:szCs w:val="28"/>
+            </w:rPr>
+          </m:ctrlPr>
+        </m:oMathPr>
         <m:r>
           <m:t>v</m:t>
         </m:r>
@@ -12325,7 +12711,7 @@
       </w:r>
     </w:p>
     <w:bookmarkEnd w:id="28"/>
-    <w:bookmarkStart w:id="29" w:name="酶催化michaelis-menten-方程推导要点"/>
+    <w:bookmarkStart w:id="32" w:name="酶催化michaelis-menten-方程推导要点"/>
     <w:p>
       <w:pPr>
         <w:pStyle w:val="Heading3"/>
@@ -12384,6 +12770,12 @@
       <m:oMathPara>
         <m:oMathParaPr>
           <m:jc m:val="center"/>
+          <m:ctrlPr>
+            <w:rPr>
+              <w:sz w:val="28"/>
+              <w:szCs w:val="28"/>
+            </w:rPr>
+          </m:ctrlPr>
         </m:oMathParaPr>
         <m:oMath>
           <m:r>
@@ -12623,6 +13015,12 @@
       <m:oMathPara>
         <m:oMathParaPr>
           <m:jc m:val="center"/>
+          <m:ctrlPr>
+            <w:rPr>
+              <w:sz w:val="28"/>
+              <w:szCs w:val="28"/>
+            </w:rPr>
+          </m:ctrlPr>
         </m:oMathParaPr>
         <m:oMath>
           <m:f>
@@ -12834,6 +13232,14 @@
         <w:t xml:space="preserve">酶的量守恒：</w:t>
       </w:r>
       <m:oMath>
+        <m:oMathPr>
+          <m:ctrlPr>
+            <w:rPr>
+              <w:sz w:val="28"/>
+              <w:szCs w:val="28"/>
+            </w:rPr>
+          </m:ctrlPr>
+        </m:oMathPr>
         <m:r>
           <m:rPr>
             <m:sty m:val="p"/>
@@ -12928,6 +13334,14 @@
         <w:t xml:space="preserve">总速率：</w:t>
       </w:r>
       <m:oMath>
+        <m:oMathPr>
+          <m:ctrlPr>
+            <w:rPr>
+              <w:sz w:val="28"/>
+              <w:szCs w:val="28"/>
+            </w:rPr>
+          </m:ctrlPr>
+        </m:oMathPr>
         <m:r>
           <m:t>v</m:t>
         </m:r>
@@ -13063,6 +13477,12 @@
       <m:oMathPara>
         <m:oMathParaPr>
           <m:jc m:val="center"/>
+          <m:ctrlPr>
+            <w:rPr>
+              <w:sz w:val="28"/>
+              <w:szCs w:val="28"/>
+            </w:rPr>
+          </m:ctrlPr>
         </m:oMathParaPr>
         <m:oMath>
           <m:r>
@@ -13297,6 +13717,14 @@
         <w:t xml:space="preserve"> </w:t>
       </w:r>
       <m:oMath>
+        <m:oMathPr>
+          <m:ctrlPr>
+            <w:rPr>
+              <w:sz w:val="28"/>
+              <w:szCs w:val="28"/>
+            </w:rPr>
+          </m:ctrlPr>
+        </m:oMathPr>
         <m:r>
           <m:rPr>
             <m:sty m:val="p"/>
@@ -13341,6 +13769,14 @@
         <w:t xml:space="preserve">：</w:t>
       </w:r>
       <m:oMath>
+        <m:oMathPr>
+          <m:ctrlPr>
+            <w:rPr>
+              <w:sz w:val="28"/>
+              <w:szCs w:val="28"/>
+            </w:rPr>
+          </m:ctrlPr>
+        </m:oMathPr>
         <m:r>
           <m:t>v</m:t>
         </m:r>
@@ -13460,6 +13896,14 @@
         <w:t xml:space="preserve"> </w:t>
       </w:r>
       <m:oMath>
+        <m:oMathPr>
+          <m:ctrlPr>
+            <w:rPr>
+              <w:sz w:val="28"/>
+              <w:szCs w:val="28"/>
+            </w:rPr>
+          </m:ctrlPr>
+        </m:oMathPr>
         <m:r>
           <m:rPr>
             <m:sty m:val="p"/>
@@ -13504,6 +13948,14 @@
         <w:t xml:space="preserve">：</w:t>
       </w:r>
       <m:oMath>
+        <m:oMathPr>
+          <m:ctrlPr>
+            <w:rPr>
+              <w:sz w:val="28"/>
+              <w:szCs w:val="28"/>
+            </w:rPr>
+          </m:ctrlPr>
+        </m:oMathPr>
         <m:r>
           <m:t>v</m:t>
         </m:r>
@@ -13635,6 +14087,14 @@
         <w:t xml:space="preserve"> </w:t>
       </w:r>
       <m:oMath>
+        <m:oMathPr>
+          <m:ctrlPr>
+            <w:rPr>
+              <w:sz w:val="28"/>
+              <w:szCs w:val="28"/>
+            </w:rPr>
+          </m:ctrlPr>
+        </m:oMathPr>
         <m:r>
           <m:t>v</m:t>
         </m:r>
@@ -13792,15 +14252,314 @@
       </w:r>
     </w:p>
     <w:p>
+      <w:pPr>
+        <w:pStyle w:val="FirstParagraph"/>
+        <w:jc w:val="center"/>
+      </w:pPr>
+      <w:r>
+        <w:rPr>
+          <w:b w:val="0"/>
+          <w:i w:val="0"/>
+          <w:sz w:val="21"/>
+        </w:rPr>
+        <w:drawing>
+          <wp:inline>
+            <wp:extent cx="5334000" cy="4250337"/>
+            <wp:effectExtent b="0" l="0" r="0" t="0"/>
+            <wp:docPr descr="Michaelis-Menten 饱和动力学曲线" title="" id="30" name="Picture"/>
+            <a:graphic>
+              <a:graphicData uri="http://schemas.openxmlformats.org/drawingml/2006/picture">
+                <pic:pic>
+                  <pic:nvPicPr>
+                    <pic:cNvPr descr="media/saturation-kinetics-michaelis-menten.png" id="31" name="Picture"/>
+                    <pic:cNvPicPr>
+                      <a:picLocks noChangeArrowheads="1" noChangeAspect="1"/>
+                    </pic:cNvPicPr>
+                  </pic:nvPicPr>
+                  <pic:blipFill>
+                    <a:blip r:embed="rId29"/>
+                    <a:stretch>
+                      <a:fillRect/>
+                    </a:stretch>
+                  </pic:blipFill>
+                  <pic:spPr bwMode="auto">
+                    <a:xfrm>
+                      <a:off x="0" y="0"/>
+                      <a:ext cx="5334000" cy="4250337"/>
+                    </a:xfrm>
+                    <a:prstGeom prst="rect">
+                      <a:avLst/>
+                    </a:prstGeom>
+                    <a:noFill/>
+                    <a:ln w="9525">
+                      <a:noFill/>
+                      <a:headEnd/>
+                      <a:tailEnd/>
+                    </a:ln>
+                  </pic:spPr>
+                </pic:pic>
+              </a:graphicData>
+            </a:graphic>
+          </wp:inline>
+        </w:drawing>
+      </w:r>
+      <w:r>
+        <w:rPr>
+          <w:b w:val="0"/>
+          <w:i w:val="0"/>
+          <w:sz w:val="21"/>
+        </w:rPr>
+        <w:t xml:space="preserve"> </w:t>
+      </w:r>
+      <w:r>
+        <w:rPr>
+          <w:rFonts w:hint="eastAsia" w:eastAsia="FangSong" w:ascii="Times New Roman" w:hAnsi="Times New Roman"/>
+          <w:b w:val="0"/>
+          <w:i w:val="0"/>
+          <w:iCs/>
+          <w:sz w:val="21"/>
+        </w:rPr>
+        <w:t xml:space="preserve">图</w:t>
+      </w:r>
+      <w:r>
+        <w:rPr>
+          <w:b w:val="0"/>
+          <w:i w:val="0"/>
+          <w:iCs/>
+          <w:sz w:val="21"/>
+        </w:rPr>
+        <w:t xml:space="preserve"> </w:t>
+      </w:r>
+      <w:r>
+        <w:rPr>
+          <w:rFonts w:hint="eastAsia" w:eastAsia="FangSong" w:ascii="Times New Roman" w:hAnsi="Times New Roman"/>
+          <w:b w:val="0"/>
+          <w:i w:val="0"/>
+          <w:iCs/>
+          <w:sz w:val="21"/>
+        </w:rPr>
+        <w:t xml:space="preserve">酶催化反应的</w:t>
+      </w:r>
+      <w:r>
+        <w:rPr>
+          <w:b w:val="0"/>
+          <w:i w:val="0"/>
+          <w:iCs/>
+          <w:sz w:val="21"/>
+        </w:rPr>
+        <w:t xml:space="preserve"> Michaelis-Menten </w:t>
+      </w:r>
+      <w:r>
+        <w:rPr>
+          <w:rFonts w:hint="eastAsia" w:eastAsia="FangSong" w:ascii="Times New Roman" w:hAnsi="Times New Roman"/>
+          <w:b w:val="0"/>
+          <w:i w:val="0"/>
+          <w:iCs/>
+          <w:sz w:val="21"/>
+        </w:rPr>
+        <w:t xml:space="preserve">动力学曲线——反应速率</w:t>
+      </w:r>
+      <w:r>
+        <w:rPr>
+          <w:b w:val="0"/>
+          <w:i w:val="0"/>
+          <w:iCs/>
+          <w:sz w:val="21"/>
+        </w:rPr>
+        <w:t xml:space="preserve"> v </w:t>
+      </w:r>
+      <w:r>
+        <w:rPr>
+          <w:rFonts w:hint="eastAsia" w:eastAsia="FangSong" w:ascii="Times New Roman" w:hAnsi="Times New Roman"/>
+          <w:b w:val="0"/>
+          <w:i w:val="0"/>
+          <w:iCs/>
+          <w:sz w:val="21"/>
+        </w:rPr>
+        <w:t xml:space="preserve">对底物浓度</w:t>
+      </w:r>
+      <w:r>
+        <w:rPr>
+          <w:b w:val="0"/>
+          <w:i w:val="0"/>
+          <w:iCs/>
+          <w:sz w:val="21"/>
+        </w:rPr>
+        <w:t xml:space="preserve"> [S] </w:t>
+      </w:r>
+      <w:r>
+        <w:rPr>
+          <w:rFonts w:hint="eastAsia" w:eastAsia="FangSong" w:ascii="Times New Roman" w:hAnsi="Times New Roman"/>
+          <w:b w:val="0"/>
+          <w:i w:val="0"/>
+          <w:iCs/>
+          <w:sz w:val="21"/>
+        </w:rPr>
+        <w:t xml:space="preserve">作图。低</w:t>
+      </w:r>
+      <w:r>
+        <w:rPr>
+          <w:b w:val="0"/>
+          <w:i w:val="0"/>
+          <w:iCs/>
+          <w:sz w:val="21"/>
+        </w:rPr>
+        <w:t xml:space="preserve"> [S] </w:t>
+      </w:r>
+      <w:r>
+        <w:rPr>
+          <w:rFonts w:hint="eastAsia" w:eastAsia="FangSong" w:ascii="Times New Roman" w:hAnsi="Times New Roman"/>
+          <w:b w:val="0"/>
+          <w:i w:val="0"/>
+          <w:iCs/>
+          <w:sz w:val="21"/>
+        </w:rPr>
+        <w:t xml:space="preserve">区为一级（v</w:t>
+      </w:r>
+      <w:r>
+        <w:rPr>
+          <w:b w:val="0"/>
+          <w:i w:val="0"/>
+          <w:iCs/>
+          <w:sz w:val="21"/>
+        </w:rPr>
+        <w:t xml:space="preserve"> </w:t>
+      </w:r>
+      <w:r>
+        <w:rPr>
+          <w:rFonts w:hint="eastAsia" w:eastAsia="FangSong" w:ascii="Times New Roman" w:hAnsi="Times New Roman"/>
+          <w:b w:val="0"/>
+          <w:i w:val="0"/>
+          <w:iCs/>
+          <w:sz w:val="21"/>
+        </w:rPr>
+        <w:t xml:space="preserve">随</w:t>
+      </w:r>
+      <w:r>
+        <w:rPr>
+          <w:b w:val="0"/>
+          <w:i w:val="0"/>
+          <w:iCs/>
+          <w:sz w:val="21"/>
+        </w:rPr>
+        <w:t xml:space="preserve"> [S] </w:t>
+      </w:r>
+      <w:r>
+        <w:rPr>
+          <w:rFonts w:hint="eastAsia" w:eastAsia="FangSong" w:ascii="Times New Roman" w:hAnsi="Times New Roman"/>
+          <w:b w:val="0"/>
+          <w:i w:val="0"/>
+          <w:iCs/>
+          <w:sz w:val="21"/>
+        </w:rPr>
+        <w:t xml:space="preserve">线性增加），高</w:t>
+      </w:r>
+      <w:r>
+        <w:rPr>
+          <w:b w:val="0"/>
+          <w:i w:val="0"/>
+          <w:iCs/>
+          <w:sz w:val="21"/>
+        </w:rPr>
+        <w:t xml:space="preserve"> [S] </w:t>
+      </w:r>
+      <w:r>
+        <w:rPr>
+          <w:rFonts w:hint="eastAsia" w:eastAsia="FangSong" w:ascii="Times New Roman" w:hAnsi="Times New Roman"/>
+          <w:b w:val="0"/>
+          <w:i w:val="0"/>
+          <w:iCs/>
+          <w:sz w:val="21"/>
+        </w:rPr>
+        <w:t xml:space="preserve">区为零级（v</w:t>
+      </w:r>
+      <w:r>
+        <w:rPr>
+          <w:b w:val="0"/>
+          <w:i w:val="0"/>
+          <w:iCs/>
+          <w:sz w:val="21"/>
+        </w:rPr>
+        <w:t xml:space="preserve"> → </w:t>
+      </w:r>
+      <w:r>
+        <w:rPr>
+          <w:rFonts w:hint="eastAsia" w:eastAsia="FangSong" w:ascii="Times New Roman" w:hAnsi="Times New Roman"/>
+          <w:b w:val="0"/>
+          <w:i w:val="0"/>
+          <w:iCs/>
+          <w:sz w:val="21"/>
+        </w:rPr>
+        <w:t xml:space="preserve">Vmax，酶饱和）。Km</w:t>
+      </w:r>
+      <w:r>
+        <w:rPr>
+          <w:b w:val="0"/>
+          <w:i w:val="0"/>
+          <w:iCs/>
+          <w:sz w:val="21"/>
+        </w:rPr>
+        <w:t xml:space="preserve"> </w:t>
+      </w:r>
+      <w:r>
+        <w:rPr>
+          <w:rFonts w:hint="eastAsia" w:eastAsia="FangSong" w:ascii="Times New Roman" w:hAnsi="Times New Roman"/>
+          <w:b w:val="0"/>
+          <w:i w:val="0"/>
+          <w:iCs/>
+          <w:sz w:val="21"/>
+        </w:rPr>
+        <w:t xml:space="preserve">等于</w:t>
+      </w:r>
+      <w:r>
+        <w:rPr>
+          <w:b w:val="0"/>
+          <w:i w:val="0"/>
+          <w:iCs/>
+          <w:sz w:val="21"/>
+        </w:rPr>
+        <w:t xml:space="preserve"> v = ½Vmax </w:t>
+      </w:r>
+      <w:r>
+        <w:rPr>
+          <w:rFonts w:hint="eastAsia" w:eastAsia="FangSong" w:ascii="Times New Roman" w:hAnsi="Times New Roman"/>
+          <w:b w:val="0"/>
+          <w:i w:val="0"/>
+          <w:iCs/>
+          <w:sz w:val="21"/>
+        </w:rPr>
+        <w:t xml:space="preserve">时的底物浓度，反映酶与底物的亲和力（普通化学原理第4版</w:t>
+      </w:r>
+      <w:r>
+        <w:rPr>
+          <w:b w:val="0"/>
+          <w:i w:val="0"/>
+          <w:iCs/>
+          <w:sz w:val="21"/>
+        </w:rPr>
+        <w:t xml:space="preserve"> </w:t>
+      </w:r>
+      <w:r>
+        <w:rPr>
+          <w:rFonts w:hint="eastAsia" w:eastAsia="FangSong" w:ascii="Times New Roman" w:hAnsi="Times New Roman"/>
+          <w:b w:val="0"/>
+          <w:i w:val="0"/>
+          <w:iCs/>
+          <w:sz w:val="21"/>
+        </w:rPr>
+        <w:t xml:space="preserve">图8.x）</w:t>
+      </w:r>
+    </w:p>
+    <w:p>
       <w:r>
         <w:pict>
           <v:rect style="width:0;height:1.5pt" o:hralign="center" o:hrstd="t" o:hr="t"/>
         </w:pict>
       </w:r>
     </w:p>
-    <w:bookmarkEnd w:id="29"/>
-    <w:bookmarkEnd w:id="30"/>
-    <w:bookmarkStart w:id="33" w:name="六反应机理的动力学证据"/>
+    <w:bookmarkEnd w:id="32"/>
+    <w:bookmarkEnd w:id="33"/>
+    <w:bookmarkStart w:id="36" w:name="六反应机理的动力学证据"/>
     <w:p>
       <w:pPr>
         <w:pStyle w:val="Heading2"/>
@@ -13812,7 +14571,7 @@
         <w:t xml:space="preserve">六、反应机理的动力学证据</w:t>
       </w:r>
     </w:p>
-    <w:bookmarkStart w:id="31" w:name="从速率方程到机理推断"/>
+    <w:bookmarkStart w:id="34" w:name="从速率方程到机理推断"/>
     <w:p>
       <w:pPr>
         <w:pStyle w:val="Heading3"/>
@@ -13847,7 +14606,7 @@
           <w:p>
             <w:pPr>
               <w:pStyle w:val="Compact"/>
-              <w:jc w:val="left"/>
+              <w:jc w:val="center"/>
             </w:pPr>
             <w:r>
               <w:rPr>
@@ -13863,7 +14622,7 @@
           <w:p>
             <w:pPr>
               <w:pStyle w:val="Compact"/>
-              <w:jc w:val="left"/>
+              <w:jc w:val="center"/>
             </w:pPr>
             <w:r>
               <w:rPr>
@@ -13881,7 +14640,7 @@
           <w:p>
             <w:pPr>
               <w:pStyle w:val="Compact"/>
-              <w:jc w:val="left"/>
+              <w:jc w:val="center"/>
             </w:pPr>
             <w:r>
               <w:rPr>
@@ -13908,7 +14667,7 @@
           <w:p>
             <w:pPr>
               <w:pStyle w:val="Compact"/>
-              <w:jc w:val="left"/>
+              <w:jc w:val="center"/>
             </w:pPr>
             <w:r>
               <w:rPr>
@@ -13937,7 +14696,7 @@
           <w:p>
             <w:pPr>
               <w:pStyle w:val="Compact"/>
-              <w:jc w:val="left"/>
+              <w:jc w:val="center"/>
             </w:pPr>
             <w:r>
               <w:rPr>
@@ -13952,7 +14711,7 @@
           <w:p>
             <w:pPr>
               <w:pStyle w:val="Compact"/>
-              <w:jc w:val="left"/>
+              <w:jc w:val="center"/>
             </w:pPr>
             <w:r>
               <w:rPr>
@@ -13969,7 +14728,7 @@
           <w:p>
             <w:pPr>
               <w:pStyle w:val="Compact"/>
-              <w:jc w:val="left"/>
+              <w:jc w:val="center"/>
             </w:pPr>
             <w:r>
               <w:rPr>
@@ -13984,7 +14743,7 @@
           <w:p>
             <w:pPr>
               <w:pStyle w:val="Compact"/>
-              <w:jc w:val="left"/>
+              <w:jc w:val="center"/>
             </w:pPr>
             <w:r>
               <w:rPr>
@@ -14001,7 +14760,7 @@
           <w:p>
             <w:pPr>
               <w:pStyle w:val="Compact"/>
-              <w:jc w:val="left"/>
+              <w:jc w:val="center"/>
             </w:pPr>
             <w:r>
               <w:rPr>
@@ -14016,7 +14775,7 @@
           <w:p>
             <w:pPr>
               <w:pStyle w:val="Compact"/>
-              <w:jc w:val="left"/>
+              <w:jc w:val="center"/>
             </w:pPr>
             <w:r>
               <w:rPr>
@@ -14189,8 +14948,8 @@
         <w:t xml:space="preserve">一致则机理未被否定（但可能不是唯一解释），不一致则必须修正机理。</w:t>
       </w:r>
     </w:p>
-    <w:bookmarkEnd w:id="31"/>
-    <w:bookmarkStart w:id="32" w:name="同位素效应简介"/>
+    <w:bookmarkEnd w:id="34"/>
+    <w:bookmarkStart w:id="35" w:name="同位素效应简介"/>
     <w:p>
       <w:pPr>
         <w:pStyle w:val="Heading3"/>
@@ -14299,6 +15058,14 @@
         <w:t xml:space="preserve">（KIE）：</w:t>
       </w:r>
       <m:oMath>
+        <m:oMathPr>
+          <m:ctrlPr>
+            <w:rPr>
+              <w:sz w:val="28"/>
+              <w:szCs w:val="28"/>
+            </w:rPr>
+          </m:ctrlPr>
+        </m:oMathPr>
         <m:sSub>
           <m:e>
             <m:r>
@@ -14450,9 +15217,9 @@
         </w:pict>
       </w:r>
     </w:p>
-    <w:bookmarkEnd w:id="32"/>
-    <w:bookmarkEnd w:id="33"/>
-    <w:bookmarkStart w:id="36" w:name="七链反应动力学自由基链反应的稳态处理"/>
+    <w:bookmarkEnd w:id="35"/>
+    <w:bookmarkEnd w:id="36"/>
+    <w:bookmarkStart w:id="39" w:name="七链反应动力学自由基链反应的稳态处理"/>
     <w:p>
       <w:pPr>
         <w:pStyle w:val="Heading2"/>
@@ -14464,7 +15231,7 @@
         <w:t xml:space="preserve">七、链反应动力学——自由基链反应的稳态处理</w:t>
       </w:r>
     </w:p>
-    <w:bookmarkStart w:id="34" w:name="链反应的三阶段"/>
+    <w:bookmarkStart w:id="37" w:name="链反应的三阶段"/>
     <w:p>
       <w:pPr>
         <w:pStyle w:val="Heading3"/>
@@ -14511,7 +15278,7 @@
           <w:p>
             <w:pPr>
               <w:pStyle w:val="Compact"/>
-              <w:jc w:val="left"/>
+              <w:jc w:val="center"/>
             </w:pPr>
             <w:r>
               <w:rPr>
@@ -14527,7 +15294,7 @@
           <w:p>
             <w:pPr>
               <w:pStyle w:val="Compact"/>
-              <w:jc w:val="left"/>
+              <w:jc w:val="center"/>
             </w:pPr>
             <w:r>
               <w:rPr>
@@ -14543,7 +15310,7 @@
           <w:p>
             <w:pPr>
               <w:pStyle w:val="Compact"/>
-              <w:jc w:val="left"/>
+              <w:jc w:val="center"/>
             </w:pPr>
             <w:r>
               <w:rPr>
@@ -14618,7 +15385,7 @@
           <w:p>
             <w:pPr>
               <w:pStyle w:val="Compact"/>
-              <w:jc w:val="left"/>
+              <w:jc w:val="center"/>
             </w:pPr>
             <w:r>
               <w:rPr>
@@ -14635,7 +15402,7 @@
           <w:p>
             <w:pPr>
               <w:pStyle w:val="Compact"/>
-              <w:jc w:val="left"/>
+              <w:jc w:val="center"/>
             </w:pPr>
             <w:r>
               <w:rPr>
@@ -14650,7 +15417,7 @@
           <w:p>
             <w:pPr>
               <w:pStyle w:val="Compact"/>
-              <w:jc w:val="left"/>
+              <w:jc w:val="center"/>
             </w:pPr>
             <m:oMath>
               <m:r>
@@ -14747,7 +15514,7 @@
           <w:p>
             <w:pPr>
               <w:pStyle w:val="Compact"/>
-              <w:jc w:val="left"/>
+              <w:jc w:val="center"/>
             </w:pPr>
             <w:r>
               <w:rPr>
@@ -14764,7 +15531,7 @@
           <w:p>
             <w:pPr>
               <w:pStyle w:val="Compact"/>
-              <w:jc w:val="left"/>
+              <w:jc w:val="center"/>
             </w:pPr>
             <w:r>
               <w:rPr>
@@ -14779,7 +15546,7 @@
           <w:p>
             <w:pPr>
               <w:pStyle w:val="Compact"/>
-              <w:jc w:val="left"/>
+              <w:jc w:val="center"/>
             </w:pPr>
             <m:oMath>
               <m:r>
@@ -14974,7 +15741,7 @@
           <w:p>
             <w:pPr>
               <w:pStyle w:val="Compact"/>
-              <w:jc w:val="left"/>
+              <w:jc w:val="center"/>
             </w:pPr>
             <w:r>
               <w:rPr>
@@ -14991,7 +15758,7 @@
           <w:p>
             <w:pPr>
               <w:pStyle w:val="Compact"/>
-              <w:jc w:val="left"/>
+              <w:jc w:val="center"/>
             </w:pPr>
             <w:r>
               <w:rPr>
@@ -15006,7 +15773,7 @@
           <w:p>
             <w:pPr>
               <w:pStyle w:val="Compact"/>
-              <w:jc w:val="left"/>
+              <w:jc w:val="center"/>
             </w:pPr>
             <m:oMath>
               <m:r>
@@ -15071,8 +15838,8 @@
         </w:tc>
       </w:tr>
     </w:tbl>
-    <w:bookmarkEnd w:id="34"/>
-    <w:bookmarkStart w:id="35" w:name="稳态处理思路"/>
+    <w:bookmarkEnd w:id="37"/>
+    <w:bookmarkStart w:id="38" w:name="稳态处理思路"/>
     <w:p>
       <w:pPr>
         <w:pStyle w:val="Heading3"/>
@@ -15101,6 +15868,14 @@
         <w:t xml:space="preserve"> </w:t>
       </w:r>
       <m:oMath>
+        <m:oMathPr>
+          <m:ctrlPr>
+            <w:rPr>
+              <w:sz w:val="28"/>
+              <w:szCs w:val="28"/>
+            </w:rPr>
+          </m:ctrlPr>
+        </m:oMathPr>
         <m:sSub>
           <m:e>
             <m:r>
@@ -15293,6 +16068,12 @@
       <m:oMathPara>
         <m:oMathParaPr>
           <m:jc m:val="center"/>
+          <m:ctrlPr>
+            <w:rPr>
+              <w:sz w:val="28"/>
+              <w:szCs w:val="28"/>
+            </w:rPr>
+          </m:ctrlPr>
         </m:oMathParaPr>
         <m:oMath>
           <m:f>
@@ -15707,6 +16488,12 @@
       <m:oMathPara>
         <m:oMathParaPr>
           <m:jc m:val="center"/>
+          <m:ctrlPr>
+            <w:rPr>
+              <w:sz w:val="28"/>
+              <w:szCs w:val="28"/>
+            </w:rPr>
+          </m:ctrlPr>
         </m:oMathParaPr>
         <m:oMath>
           <m:f>
@@ -16232,6 +17019,14 @@
         <w:t xml:space="preserve"> </w:t>
       </w:r>
       <m:oMath>
+        <m:oMathPr>
+          <m:ctrlPr>
+            <w:rPr>
+              <w:sz w:val="28"/>
+              <w:szCs w:val="28"/>
+            </w:rPr>
+          </m:ctrlPr>
+        </m:oMathPr>
         <m:r>
           <m:t>v</m:t>
         </m:r>
@@ -16315,6 +17110,12 @@
       <m:oMathPara>
         <m:oMathParaPr>
           <m:jc m:val="center"/>
+          <m:ctrlPr>
+            <w:rPr>
+              <w:sz w:val="28"/>
+              <w:szCs w:val="28"/>
+            </w:rPr>
+          </m:ctrlPr>
         </m:oMathParaPr>
         <m:oMath>
           <m:f>
@@ -16641,6 +17442,14 @@
         <w:t xml:space="preserve">较小，</w:t>
       </w:r>
       <m:oMath>
+        <m:oMathPr>
+          <m:ctrlPr>
+            <w:rPr>
+              <w:sz w:val="28"/>
+              <w:szCs w:val="28"/>
+            </w:rPr>
+          </m:ctrlPr>
+        </m:oMathPr>
         <m:r>
           <m:t>v</m:t>
         </m:r>
@@ -16945,12 +17754,6 @@
         <w:pStyle w:val="BlockText"/>
       </w:pPr>
       <w:r>
-        <w:t xml:space="preserve">💡</w:t>
-      </w:r>
-      <w:r>
-        <w:t xml:space="preserve"> </w:t>
-      </w:r>
-      <w:r>
         <w:rPr>
           <w:rFonts w:hint="eastAsia" w:eastAsia="SimSun" w:ascii="Times New Roman" w:hAnsi="Times New Roman"/>
           <w:b/>
@@ -16972,9 +17775,9 @@
         </w:pict>
       </w:r>
     </w:p>
-    <w:bookmarkEnd w:id="35"/>
-    <w:bookmarkEnd w:id="36"/>
-    <w:bookmarkStart w:id="42" w:name="八典型例题"/>
+    <w:bookmarkEnd w:id="38"/>
+    <w:bookmarkEnd w:id="39"/>
+    <w:bookmarkStart w:id="45" w:name="八典型例题"/>
     <w:p>
       <w:pPr>
         <w:pStyle w:val="Heading2"/>
@@ -16986,7 +17789,7 @@
         <w:t xml:space="preserve">八、典型例题</w:t>
       </w:r>
     </w:p>
-    <w:bookmarkStart w:id="37" w:name="例-1-积分速率方程直线判断法"/>
+    <w:bookmarkStart w:id="40" w:name="例-1-积分速率方程直线判断法"/>
     <w:p>
       <w:pPr>
         <w:pStyle w:val="Heading3"/>
@@ -17537,6 +18340,14 @@
         <w:t xml:space="preserve"> </w:t>
       </w:r>
       <m:oMath>
+        <m:oMathPr>
+          <m:ctrlPr>
+            <w:rPr>
+              <w:sz w:val="28"/>
+              <w:szCs w:val="28"/>
+            </w:rPr>
+          </m:ctrlPr>
+        </m:oMathPr>
         <m:r>
           <m:rPr>
             <m:sty m:val="p"/>
@@ -17605,6 +18416,14 @@
         <w:t xml:space="preserve"> </w:t>
       </w:r>
       <m:oMath>
+        <m:oMathPr>
+          <m:ctrlPr>
+            <w:rPr>
+              <w:sz w:val="28"/>
+              <w:szCs w:val="28"/>
+            </w:rPr>
+          </m:ctrlPr>
+        </m:oMathPr>
         <m:r>
           <m:t>1</m:t>
         </m:r>
@@ -17693,6 +18512,14 @@
         <w:t xml:space="preserve"> </w:t>
       </w:r>
       <m:oMath>
+        <m:oMathPr>
+          <m:ctrlPr>
+            <w:rPr>
+              <w:sz w:val="28"/>
+              <w:szCs w:val="28"/>
+            </w:rPr>
+          </m:ctrlPr>
+        </m:oMathPr>
         <m:r>
           <m:rPr>
             <m:sty m:val="p"/>
@@ -17758,6 +18585,14 @@
         <w:t xml:space="preserve"> </w:t>
       </w:r>
       <m:oMath>
+        <m:oMathPr>
+          <m:ctrlPr>
+            <w:rPr>
+              <w:sz w:val="28"/>
+              <w:szCs w:val="28"/>
+            </w:rPr>
+          </m:ctrlPr>
+        </m:oMathPr>
         <m:r>
           <m:t>1</m:t>
         </m:r>
@@ -17861,6 +18696,14 @@
         <w:t xml:space="preserve"> </w:t>
       </w:r>
       <m:oMath>
+        <m:oMathPr>
+          <m:ctrlPr>
+            <w:rPr>
+              <w:sz w:val="28"/>
+              <w:szCs w:val="28"/>
+            </w:rPr>
+          </m:ctrlPr>
+        </m:oMathPr>
         <m:r>
           <m:rPr>
             <m:sty m:val="p"/>
@@ -17887,6 +18730,14 @@
         <w:t xml:space="preserve"> </w:t>
       </w:r>
       <m:oMath>
+        <m:oMathPr>
+          <m:ctrlPr>
+            <w:rPr>
+              <w:sz w:val="28"/>
+              <w:szCs w:val="28"/>
+            </w:rPr>
+          </m:ctrlPr>
+        </m:oMathPr>
         <m:r>
           <m:rPr>
             <m:sty m:val="p"/>
@@ -17913,6 +18764,14 @@
         <w:t xml:space="preserve"> </w:t>
       </w:r>
       <m:oMath>
+        <m:oMathPr>
+          <m:ctrlPr>
+            <w:rPr>
+              <w:sz w:val="28"/>
+              <w:szCs w:val="28"/>
+            </w:rPr>
+          </m:ctrlPr>
+        </m:oMathPr>
         <m:r>
           <m:rPr>
             <m:sty m:val="p"/>
@@ -17939,6 +18798,14 @@
         <w:t xml:space="preserve"> </w:t>
       </w:r>
       <m:oMath>
+        <m:oMathPr>
+          <m:ctrlPr>
+            <w:rPr>
+              <w:sz w:val="28"/>
+              <w:szCs w:val="28"/>
+            </w:rPr>
+          </m:ctrlPr>
+        </m:oMathPr>
         <m:r>
           <m:rPr>
             <m:sty m:val="p"/>
@@ -17965,6 +18832,14 @@
         <w:t xml:space="preserve"> </w:t>
       </w:r>
       <m:oMath>
+        <m:oMathPr>
+          <m:ctrlPr>
+            <w:rPr>
+              <w:sz w:val="28"/>
+              <w:szCs w:val="28"/>
+            </w:rPr>
+          </m:ctrlPr>
+        </m:oMathPr>
         <m:r>
           <m:rPr>
             <m:sty m:val="p"/>
@@ -17991,6 +18866,14 @@
         <w:t xml:space="preserve"> </w:t>
       </w:r>
       <m:oMath>
+        <m:oMathPr>
+          <m:ctrlPr>
+            <w:rPr>
+              <w:sz w:val="28"/>
+              <w:szCs w:val="28"/>
+            </w:rPr>
+          </m:ctrlPr>
+        </m:oMathPr>
         <m:r>
           <m:rPr>
             <m:sty m:val="p"/>
@@ -18022,6 +18905,14 @@
         <w:t xml:space="preserve"> </w:t>
       </w:r>
       <m:oMath>
+        <m:oMathPr>
+          <m:ctrlPr>
+            <w:rPr>
+              <w:sz w:val="28"/>
+              <w:szCs w:val="28"/>
+            </w:rPr>
+          </m:ctrlPr>
+        </m:oMathPr>
         <m:r>
           <m:rPr>
             <m:sty m:val="p"/>
@@ -18104,6 +18995,14 @@
         <w:t xml:space="preserve">s，</w:t>
       </w:r>
       <m:oMath>
+        <m:oMathPr>
+          <m:ctrlPr>
+            <w:rPr>
+              <w:sz w:val="28"/>
+              <w:szCs w:val="28"/>
+            </w:rPr>
+          </m:ctrlPr>
+        </m:oMathPr>
         <m:r>
           <m:rPr>
             <m:sty m:val="p"/>
@@ -18178,6 +19077,14 @@
         <w:t xml:space="preserve">0.30（</w:t>
       </w:r>
       <m:oMath>
+        <m:oMathPr>
+          <m:ctrlPr>
+            <w:rPr>
+              <w:sz w:val="28"/>
+              <w:szCs w:val="28"/>
+            </w:rPr>
+          </m:ctrlPr>
+        </m:oMathPr>
         <m:r>
           <m:rPr>
             <m:sty m:val="p"/>
@@ -18222,6 +19129,14 @@
         <w:t xml:space="preserve">0.301，</w:t>
       </w:r>
       <m:oMath>
+        <m:oMathPr>
+          <m:ctrlPr>
+            <w:rPr>
+              <w:sz w:val="28"/>
+              <w:szCs w:val="28"/>
+            </w:rPr>
+          </m:ctrlPr>
+        </m:oMathPr>
         <m:r>
           <m:rPr>
             <m:sty m:val="p"/>
@@ -18278,6 +19193,14 @@
         <w:t xml:space="preserve"> </w:t>
       </w:r>
       <m:oMath>
+        <m:oMathPr>
+          <m:ctrlPr>
+            <w:rPr>
+              <w:sz w:val="28"/>
+              <w:szCs w:val="28"/>
+            </w:rPr>
+          </m:ctrlPr>
+        </m:oMathPr>
         <m:r>
           <m:t>1</m:t>
         </m:r>
@@ -18379,6 +19302,14 @@
         <w:t xml:space="preserve">：</w:t>
       </w:r>
       <m:oMath>
+        <m:oMathPr>
+          <m:ctrlPr>
+            <w:rPr>
+              <w:sz w:val="28"/>
+              <w:szCs w:val="28"/>
+            </w:rPr>
+          </m:ctrlPr>
+        </m:oMathPr>
         <m:r>
           <m:t>v</m:t>
         </m:r>
@@ -18461,6 +19392,14 @@
         <w:t xml:space="preserve"> </w:t>
       </w:r>
       <m:oMath>
+        <m:oMathPr>
+          <m:ctrlPr>
+            <w:rPr>
+              <w:sz w:val="28"/>
+              <w:szCs w:val="28"/>
+            </w:rPr>
+          </m:ctrlPr>
+        </m:oMathPr>
         <m:r>
           <m:rPr>
             <m:sty m:val="p"/>
@@ -18611,6 +19550,12 @@
       <m:oMathPara>
         <m:oMathParaPr>
           <m:jc m:val="center"/>
+          <m:ctrlPr>
+            <w:rPr>
+              <w:sz w:val="28"/>
+              <w:szCs w:val="28"/>
+            </w:rPr>
+          </m:ctrlPr>
         </m:oMathParaPr>
         <m:oMath>
           <m:r>
@@ -18828,6 +19773,14 @@
         </w:numPr>
       </w:pPr>
       <m:oMath>
+        <m:oMathPr>
+          <m:ctrlPr>
+            <w:rPr>
+              <w:sz w:val="28"/>
+              <w:szCs w:val="28"/>
+            </w:rPr>
+          </m:ctrlPr>
+        </m:oMathPr>
         <m:sSub>
           <m:e>
             <m:r>
@@ -18969,6 +19922,14 @@
         <w:t xml:space="preserve">一级，</w:t>
       </w:r>
       <m:oMath>
+        <m:oMathPr>
+          <m:ctrlPr>
+            <w:rPr>
+              <w:sz w:val="28"/>
+              <w:szCs w:val="28"/>
+            </w:rPr>
+          </m:ctrlPr>
+        </m:oMathPr>
         <m:r>
           <m:t>v</m:t>
         </m:r>
@@ -19040,6 +20001,14 @@
         <w:t xml:space="preserve"> </w:t>
       </w:r>
       <m:oMath>
+        <m:oMathPr>
+          <m:ctrlPr>
+            <w:rPr>
+              <w:sz w:val="28"/>
+              <w:szCs w:val="28"/>
+            </w:rPr>
+          </m:ctrlPr>
+        </m:oMathPr>
         <m:r>
           <m:t>k</m:t>
         </m:r>
@@ -19114,6 +20083,14 @@
         <w:t xml:space="preserve"> </w:t>
       </w:r>
       <m:oMath>
+        <m:oMathPr>
+          <m:ctrlPr>
+            <w:rPr>
+              <w:sz w:val="28"/>
+              <w:szCs w:val="28"/>
+            </w:rPr>
+          </m:ctrlPr>
+        </m:oMathPr>
         <m:sSub>
           <m:e>
             <m:r>
@@ -19165,8 +20142,8 @@
         </w:pict>
       </w:r>
     </w:p>
-    <w:bookmarkEnd w:id="37"/>
-    <w:bookmarkStart w:id="38" w:name="例-2-半衰期法确定级数"/>
+    <w:bookmarkEnd w:id="40"/>
+    <w:bookmarkStart w:id="41" w:name="例-2-半衰期法确定级数"/>
     <w:p>
       <w:pPr>
         <w:pStyle w:val="Heading3"/>
@@ -19550,6 +20527,14 @@
         <w:t xml:space="preserve"> </w:t>
       </w:r>
       <m:oMath>
+        <m:oMathPr>
+          <m:ctrlPr>
+            <w:rPr>
+              <w:sz w:val="28"/>
+              <w:szCs w:val="28"/>
+            </w:rPr>
+          </m:ctrlPr>
+        </m:oMathPr>
         <m:r>
           <m:rPr>
             <m:sty m:val="p"/>
@@ -19814,6 +20799,14 @@
         <w:t xml:space="preserve"> </w:t>
       </w:r>
       <m:oMath>
+        <m:oMathPr>
+          <m:ctrlPr>
+            <w:rPr>
+              <w:sz w:val="28"/>
+              <w:szCs w:val="28"/>
+            </w:rPr>
+          </m:ctrlPr>
+        </m:oMathPr>
         <m:sSub>
           <m:e>
             <m:r>
@@ -19894,6 +20887,14 @@
         <w:t xml:space="preserve"> </w:t>
       </w:r>
       <m:oMath>
+        <m:oMathPr>
+          <m:ctrlPr>
+            <w:rPr>
+              <w:sz w:val="28"/>
+              <w:szCs w:val="28"/>
+            </w:rPr>
+          </m:ctrlPr>
+        </m:oMathPr>
         <m:sSub>
           <m:e>
             <m:r>
@@ -19976,6 +20977,14 @@
         <w:t xml:space="preserve"> </w:t>
       </w:r>
       <m:oMath>
+        <m:oMathPr>
+          <m:ctrlPr>
+            <w:rPr>
+              <w:sz w:val="28"/>
+              <w:szCs w:val="28"/>
+            </w:rPr>
+          </m:ctrlPr>
+        </m:oMathPr>
         <m:r>
           <m:t>1</m:t>
         </m:r>
@@ -20051,6 +21060,14 @@
         <w:t xml:space="preserve"> </w:t>
       </w:r>
       <m:oMath>
+        <m:oMathPr>
+          <m:ctrlPr>
+            <w:rPr>
+              <w:sz w:val="28"/>
+              <w:szCs w:val="28"/>
+            </w:rPr>
+          </m:ctrlPr>
+        </m:oMathPr>
         <m:sSub>
           <m:e>
             <m:r>
@@ -20135,6 +21152,12 @@
       <m:oMathPara>
         <m:oMathParaPr>
           <m:jc m:val="center"/>
+          <m:ctrlPr>
+            <w:rPr>
+              <w:sz w:val="28"/>
+              <w:szCs w:val="28"/>
+            </w:rPr>
+          </m:ctrlPr>
         </m:oMathParaPr>
         <m:oMath>
           <m:r>
@@ -20340,6 +21363,14 @@
         <w:t xml:space="preserve">验证：</w:t>
       </w:r>
       <m:oMath>
+        <m:oMathPr>
+          <m:ctrlPr>
+            <w:rPr>
+              <w:sz w:val="28"/>
+              <w:szCs w:val="28"/>
+            </w:rPr>
+          </m:ctrlPr>
+        </m:oMathPr>
         <m:r>
           <m:rPr>
             <m:sty m:val="p"/>
@@ -20387,6 +21418,14 @@
         <w:t xml:space="preserve">时，</w:t>
       </w:r>
       <m:oMath>
+        <m:oMathPr>
+          <m:ctrlPr>
+            <w:rPr>
+              <w:sz w:val="28"/>
+              <w:szCs w:val="28"/>
+            </w:rPr>
+          </m:ctrlPr>
+        </m:oMathPr>
         <m:sSub>
           <m:e>
             <m:r>
@@ -20473,6 +21512,14 @@
         </w:numPr>
       </w:pPr>
       <m:oMath>
+        <m:oMathPr>
+          <m:ctrlPr>
+            <w:rPr>
+              <w:sz w:val="28"/>
+              <w:szCs w:val="28"/>
+            </w:rPr>
+          </m:ctrlPr>
+        </m:oMathPr>
         <m:r>
           <m:rPr>
             <m:sty m:val="p"/>
@@ -20527,6 +21574,12 @@
       <m:oMathPara>
         <m:oMathParaPr>
           <m:jc m:val="center"/>
+          <m:ctrlPr>
+            <w:rPr>
+              <w:sz w:val="28"/>
+              <w:szCs w:val="28"/>
+            </w:rPr>
+          </m:ctrlPr>
         </m:oMathParaPr>
         <m:oMath>
           <m:sSub>
@@ -20632,6 +21685,14 @@
         <w:t xml:space="preserve"> </w:t>
       </w:r>
       <m:oMath>
+        <m:oMathPr>
+          <m:ctrlPr>
+            <w:rPr>
+              <w:sz w:val="28"/>
+              <w:szCs w:val="28"/>
+            </w:rPr>
+          </m:ctrlPr>
+        </m:oMathPr>
         <m:r>
           <m:t>k</m:t>
         </m:r>
@@ -20736,6 +21797,14 @@
         <w:t xml:space="preserve"> </w:t>
       </w:r>
       <m:oMath>
+        <m:oMathPr>
+          <m:ctrlPr>
+            <w:rPr>
+              <w:sz w:val="28"/>
+              <w:szCs w:val="28"/>
+            </w:rPr>
+          </m:ctrlPr>
+        </m:oMathPr>
         <m:sSub>
           <m:e>
             <m:r>
@@ -20853,8 +21922,8 @@
         </w:pict>
       </w:r>
     </w:p>
-    <w:bookmarkEnd w:id="38"/>
-    <w:bookmarkStart w:id="39" w:name="例-3-稳态近似推导"/>
+    <w:bookmarkEnd w:id="41"/>
+    <w:bookmarkStart w:id="42" w:name="例-3-稳态近似推导"/>
     <w:p>
       <w:pPr>
         <w:pStyle w:val="Heading3"/>
@@ -20900,6 +21969,14 @@
         <w:t xml:space="preserve"> </w:t>
       </w:r>
       <m:oMath>
+        <m:oMathPr>
+          <m:ctrlPr>
+            <w:rPr>
+              <w:sz w:val="28"/>
+              <w:szCs w:val="28"/>
+            </w:rPr>
+          </m:ctrlPr>
+        </m:oMathPr>
         <m:r>
           <m:t>2</m:t>
         </m:r>
@@ -20986,6 +22063,14 @@
         <w:t xml:space="preserve"> </w:t>
       </w:r>
       <m:oMath>
+        <m:oMathPr>
+          <m:ctrlPr>
+            <w:rPr>
+              <w:sz w:val="28"/>
+              <w:szCs w:val="28"/>
+            </w:rPr>
+          </m:ctrlPr>
+        </m:oMathPr>
         <m:r>
           <m:t>v</m:t>
         </m:r>
@@ -21182,6 +22267,14 @@
         <w:t xml:space="preserve">：第一步为快平衡，</w:t>
       </w:r>
       <m:oMath>
+        <m:oMathPr>
+          <m:ctrlPr>
+            <w:rPr>
+              <w:sz w:val="28"/>
+              <w:szCs w:val="28"/>
+            </w:rPr>
+          </m:ctrlPr>
+        </m:oMathPr>
         <m:r>
           <m:t>K</m:t>
         </m:r>
@@ -21352,6 +22445,14 @@
         <w:t xml:space="preserve"> </w:t>
       </w:r>
       <m:oMath>
+        <m:oMathPr>
+          <m:ctrlPr>
+            <w:rPr>
+              <w:sz w:val="28"/>
+              <w:szCs w:val="28"/>
+            </w:rPr>
+          </m:ctrlPr>
+        </m:oMathPr>
         <m:r>
           <m:rPr>
             <m:sty m:val="p"/>
@@ -21483,6 +22584,12 @@
       <m:oMathPara>
         <m:oMathParaPr>
           <m:jc m:val="center"/>
+          <m:ctrlPr>
+            <w:rPr>
+              <w:sz w:val="28"/>
+              <w:szCs w:val="28"/>
+            </w:rPr>
+          </m:ctrlPr>
         </m:oMathParaPr>
         <m:oMath>
           <m:r>
@@ -21787,6 +22894,14 @@
         <w:t xml:space="preserve"> </w:t>
       </w:r>
       <m:oMath>
+        <m:oMathPr>
+          <m:ctrlPr>
+            <w:rPr>
+              <w:sz w:val="28"/>
+              <w:szCs w:val="28"/>
+            </w:rPr>
+          </m:ctrlPr>
+        </m:oMathPr>
         <m:r>
           <m:t>v</m:t>
         </m:r>
@@ -21961,6 +23076,12 @@
       <m:oMathPara>
         <m:oMathParaPr>
           <m:jc m:val="center"/>
+          <m:ctrlPr>
+            <w:rPr>
+              <w:sz w:val="28"/>
+              <w:szCs w:val="28"/>
+            </w:rPr>
+          </m:ctrlPr>
         </m:oMathParaPr>
         <m:oMath>
           <m:f>
@@ -22246,6 +23367,12 @@
       <m:oMathPara>
         <m:oMathParaPr>
           <m:jc m:val="center"/>
+          <m:ctrlPr>
+            <w:rPr>
+              <w:sz w:val="28"/>
+              <w:szCs w:val="28"/>
+            </w:rPr>
+          </m:ctrlPr>
         </m:oMathParaPr>
         <m:oMath>
           <m:r>
@@ -22435,6 +23562,12 @@
       <m:oMathPara>
         <m:oMathParaPr>
           <m:jc m:val="center"/>
+          <m:ctrlPr>
+            <w:rPr>
+              <w:sz w:val="28"/>
+              <w:szCs w:val="28"/>
+            </w:rPr>
+          </m:ctrlPr>
         </m:oMathParaPr>
         <m:oMath>
           <m:r>
@@ -22705,6 +23838,14 @@
         <w:t xml:space="preserve"> </w:t>
       </w:r>
       <m:oMath>
+        <m:oMathPr>
+          <m:ctrlPr>
+            <w:rPr>
+              <w:sz w:val="28"/>
+              <w:szCs w:val="28"/>
+            </w:rPr>
+          </m:ctrlPr>
+        </m:oMathPr>
         <m:sSub>
           <m:e>
             <m:r>
@@ -22779,6 +23920,14 @@
         <w:t xml:space="preserve"> </w:t>
       </w:r>
       <m:oMath>
+        <m:oMathPr>
+          <m:ctrlPr>
+            <w:rPr>
+              <w:sz w:val="28"/>
+              <w:szCs w:val="28"/>
+            </w:rPr>
+          </m:ctrlPr>
+        </m:oMathPr>
         <m:sSub>
           <m:e>
             <m:r>
@@ -23021,6 +24170,14 @@
         <w:t xml:space="preserve"> </w:t>
       </w:r>
       <m:oMath>
+        <m:oMathPr>
+          <m:ctrlPr>
+            <w:rPr>
+              <w:sz w:val="28"/>
+              <w:szCs w:val="28"/>
+            </w:rPr>
+          </m:ctrlPr>
+        </m:oMathPr>
         <m:sSub>
           <m:e>
             <m:r>
@@ -23075,8 +24232,8 @@
         </w:pict>
       </w:r>
     </w:p>
-    <w:bookmarkEnd w:id="39"/>
-    <w:bookmarkStart w:id="40" w:name="例-4-对峙反应arrhenius-综合"/>
+    <w:bookmarkEnd w:id="42"/>
+    <w:bookmarkStart w:id="43" w:name="例-4-对峙反应arrhenius-综合"/>
     <w:p>
       <w:pPr>
         <w:pStyle w:val="Heading3"/>
@@ -23163,6 +24320,14 @@
         <w:t xml:space="preserve"> </w:t>
       </w:r>
       <m:oMath>
+        <m:oMathPr>
+          <m:ctrlPr>
+            <w:rPr>
+              <w:sz w:val="28"/>
+              <w:szCs w:val="28"/>
+            </w:rPr>
+          </m:ctrlPr>
+        </m:oMathPr>
         <m:sSub>
           <m:e>
             <m:r>
@@ -23231,6 +24396,14 @@
         <w:t xml:space="preserve"> </w:t>
       </w:r>
       <m:oMath>
+        <m:oMathPr>
+          <m:ctrlPr>
+            <w:rPr>
+              <w:sz w:val="28"/>
+              <w:szCs w:val="28"/>
+            </w:rPr>
+          </m:ctrlPr>
+        </m:oMathPr>
         <m:r>
           <m:rPr>
             <m:sty m:val="p"/>
@@ -23533,6 +24706,14 @@
         </w:numPr>
       </w:pPr>
       <m:oMath>
+        <m:oMathPr>
+          <m:ctrlPr>
+            <w:rPr>
+              <w:sz w:val="28"/>
+              <w:szCs w:val="28"/>
+            </w:rPr>
+          </m:ctrlPr>
+        </m:oMathPr>
         <m:r>
           <m:t>K</m:t>
         </m:r>
@@ -23633,6 +24814,14 @@
         <w:t xml:space="preserve"> </w:t>
       </w:r>
       <m:oMath>
+        <m:oMathPr>
+          <m:ctrlPr>
+            <w:rPr>
+              <w:sz w:val="28"/>
+              <w:szCs w:val="28"/>
+            </w:rPr>
+          </m:ctrlPr>
+        </m:oMathPr>
         <m:r>
           <m:t>K</m:t>
         </m:r>
@@ -23693,6 +24882,12 @@
       <m:oMathPara>
         <m:oMathParaPr>
           <m:jc m:val="center"/>
+          <m:ctrlPr>
+            <w:rPr>
+              <w:sz w:val="28"/>
+              <w:szCs w:val="28"/>
+            </w:rPr>
+          </m:ctrlPr>
         </m:oMathParaPr>
         <m:oMath>
           <m:sSub>
@@ -23888,6 +25083,12 @@
       <m:oMathPara>
         <m:oMathParaPr>
           <m:jc m:val="center"/>
+          <m:ctrlPr>
+            <w:rPr>
+              <w:sz w:val="28"/>
+              <w:szCs w:val="28"/>
+            </w:rPr>
+          </m:ctrlPr>
         </m:oMathParaPr>
         <m:oMath>
           <m:r>
@@ -24177,6 +25378,14 @@
         <w:t xml:space="preserve"> </w:t>
       </w:r>
       <m:oMath>
+        <m:oMathPr>
+          <m:ctrlPr>
+            <w:rPr>
+              <w:sz w:val="28"/>
+              <w:szCs w:val="28"/>
+            </w:rPr>
+          </m:ctrlPr>
+        </m:oMathPr>
         <m:r>
           <m:rPr>
             <m:sty m:val="p"/>
@@ -24395,6 +25604,12 @@
       <m:oMathPara>
         <m:oMathParaPr>
           <m:jc m:val="center"/>
+          <m:ctrlPr>
+            <w:rPr>
+              <w:sz w:val="28"/>
+              <w:szCs w:val="28"/>
+            </w:rPr>
+          </m:ctrlPr>
         </m:oMathParaPr>
         <m:oMath>
           <m:r>
@@ -24561,6 +25776,12 @@
       <m:oMathPara>
         <m:oMathParaPr>
           <m:jc m:val="center"/>
+          <m:ctrlPr>
+            <w:rPr>
+              <w:sz w:val="28"/>
+              <w:szCs w:val="28"/>
+            </w:rPr>
+          </m:ctrlPr>
         </m:oMathParaPr>
         <m:oMath>
           <m:r>
@@ -24684,6 +25905,12 @@
       <m:oMathPara>
         <m:oMathParaPr>
           <m:jc m:val="center"/>
+          <m:ctrlPr>
+            <w:rPr>
+              <w:sz w:val="28"/>
+              <w:szCs w:val="28"/>
+            </w:rPr>
+          </m:ctrlPr>
         </m:oMathParaPr>
         <m:oMath>
           <m:r>
@@ -24765,6 +25992,12 @@
       <m:oMathPara>
         <m:oMathParaPr>
           <m:jc m:val="center"/>
+          <m:ctrlPr>
+            <w:rPr>
+              <w:sz w:val="28"/>
+              <w:szCs w:val="28"/>
+            </w:rPr>
+          </m:ctrlPr>
         </m:oMathParaPr>
         <m:oMath>
           <m:sSub>
@@ -25005,6 +26238,14 @@
         <w:t xml:space="preserve"> </w:t>
       </w:r>
       <m:oMath>
+        <m:oMathPr>
+          <m:ctrlPr>
+            <w:rPr>
+              <w:sz w:val="28"/>
+              <w:szCs w:val="28"/>
+            </w:rPr>
+          </m:ctrlPr>
+        </m:oMathPr>
         <m:sSub>
           <m:e>
             <m:r>
@@ -25079,6 +26320,14 @@
         <w:t xml:space="preserve"> </w:t>
       </w:r>
       <m:oMath>
+        <m:oMathPr>
+          <m:ctrlPr>
+            <w:rPr>
+              <w:sz w:val="28"/>
+              <w:szCs w:val="28"/>
+            </w:rPr>
+          </m:ctrlPr>
+        </m:oMathPr>
         <m:sSub>
           <m:e>
             <m:r>
@@ -25172,8 +26421,8 @@
         </w:pict>
       </w:r>
     </w:p>
-    <w:bookmarkEnd w:id="40"/>
-    <w:bookmarkStart w:id="41" w:name="例-5-催化表观活化能"/>
+    <w:bookmarkEnd w:id="43"/>
+    <w:bookmarkStart w:id="44" w:name="例-5-催化表观活化能"/>
     <w:p>
       <w:pPr>
         <w:pStyle w:val="Heading3"/>
@@ -25251,6 +26500,14 @@
         <w:t xml:space="preserve"> </w:t>
       </w:r>
       <m:oMath>
+        <m:oMathPr>
+          <m:ctrlPr>
+            <w:rPr>
+              <w:sz w:val="28"/>
+              <w:szCs w:val="28"/>
+            </w:rPr>
+          </m:ctrlPr>
+        </m:oMathPr>
         <m:sSub>
           <m:e>
             <m:r>
@@ -25349,6 +26606,14 @@
         <w:t xml:space="preserve"> </w:t>
       </w:r>
       <m:oMath>
+        <m:oMathPr>
+          <m:ctrlPr>
+            <w:rPr>
+              <w:sz w:val="28"/>
+              <w:szCs w:val="28"/>
+            </w:rPr>
+          </m:ctrlPr>
+        </m:oMathPr>
         <m:r>
           <m:t>k</m:t>
         </m:r>
@@ -25622,6 +26887,14 @@
         <w:t xml:space="preserve"> </w:t>
       </w:r>
       <m:oMath>
+        <m:oMathPr>
+          <m:ctrlPr>
+            <w:rPr>
+              <w:sz w:val="28"/>
+              <w:szCs w:val="28"/>
+            </w:rPr>
+          </m:ctrlPr>
+        </m:oMathPr>
         <m:sSub>
           <m:e>
             <m:r>
@@ -25721,6 +26994,12 @@
       <m:oMathPara>
         <m:oMathParaPr>
           <m:jc m:val="center"/>
+          <m:ctrlPr>
+            <w:rPr>
+              <w:sz w:val="28"/>
+              <w:szCs w:val="28"/>
+            </w:rPr>
+          </m:ctrlPr>
         </m:oMathParaPr>
         <m:oMath>
           <m:sSub>
@@ -25994,6 +27273,14 @@
         <w:t xml:space="preserve">实际上，对于平衡假设的机理，</w:t>
       </w:r>
       <m:oMath>
+        <m:oMathPr>
+          <m:ctrlPr>
+            <w:rPr>
+              <w:sz w:val="28"/>
+              <w:szCs w:val="28"/>
+            </w:rPr>
+          </m:ctrlPr>
+        </m:oMathPr>
         <m:sSub>
           <m:e>
             <m:r>
@@ -26045,6 +27332,14 @@
         <w:t xml:space="preserve">（</w:t>
       </w:r>
       <m:oMath>
+        <m:oMathPr>
+          <m:ctrlPr>
+            <w:rPr>
+              <w:sz w:val="28"/>
+              <w:szCs w:val="28"/>
+            </w:rPr>
+          </m:ctrlPr>
+        </m:oMathPr>
         <m:r>
           <m:t>K</m:t>
         </m:r>
@@ -26119,6 +27414,14 @@
         <w:t xml:space="preserve"> </w:t>
       </w:r>
       <m:oMath>
+        <m:oMathPr>
+          <m:ctrlPr>
+            <w:rPr>
+              <w:sz w:val="28"/>
+              <w:szCs w:val="28"/>
+            </w:rPr>
+          </m:ctrlPr>
+        </m:oMathPr>
         <m:sSub>
           <m:e>
             <m:r>
@@ -26224,6 +27527,14 @@
         <w:t xml:space="preserve">公式：</w:t>
       </w:r>
       <m:oMath>
+        <m:oMathPr>
+          <m:ctrlPr>
+            <w:rPr>
+              <w:sz w:val="28"/>
+              <w:szCs w:val="28"/>
+            </w:rPr>
+          </m:ctrlPr>
+        </m:oMathPr>
         <m:sSub>
           <m:e>
             <m:r>
@@ -26562,6 +27873,14 @@
         <w:t xml:space="preserve">因子不变以及题目信息，我们做合理近似：</w:t>
       </w:r>
       <m:oMath>
+        <m:oMathPr>
+          <m:ctrlPr>
+            <w:rPr>
+              <w:sz w:val="28"/>
+              <w:szCs w:val="28"/>
+            </w:rPr>
+          </m:ctrlPr>
+        </m:oMathPr>
         <m:sSub>
           <m:e>
             <m:r>
@@ -26657,6 +27976,12 @@
       <m:oMathPara>
         <m:oMathParaPr>
           <m:jc m:val="center"/>
+          <m:ctrlPr>
+            <w:rPr>
+              <w:sz w:val="28"/>
+              <w:szCs w:val="28"/>
+            </w:rPr>
+          </m:ctrlPr>
         </m:oMathParaPr>
         <m:oMath>
           <m:sSub>
@@ -26825,6 +28150,12 @@
       <m:oMathPara>
         <m:oMathParaPr>
           <m:jc m:val="center"/>
+          <m:ctrlPr>
+            <w:rPr>
+              <w:sz w:val="28"/>
+              <w:szCs w:val="28"/>
+            </w:rPr>
+          </m:ctrlPr>
         </m:oMathParaPr>
         <m:oMath>
           <m:f>
@@ -27206,6 +28537,14 @@
         <w:t xml:space="preserve">是状态函数，由始态（反应物）和终态（产物）决定，与路径无关）。</w:t>
       </w:r>
       <m:oMath>
+        <m:oMathPr>
+          <m:ctrlPr>
+            <w:rPr>
+              <w:sz w:val="28"/>
+              <w:szCs w:val="28"/>
+            </w:rPr>
+          </m:ctrlPr>
+        </m:oMathPr>
         <m:r>
           <m:rPr>
             <m:sty m:val="p"/>
@@ -27298,6 +28637,14 @@
         <w:t xml:space="preserve"> </w:t>
       </w:r>
       <m:oMath>
+        <m:oMathPr>
+          <m:ctrlPr>
+            <w:rPr>
+              <w:sz w:val="28"/>
+              <w:szCs w:val="28"/>
+            </w:rPr>
+          </m:ctrlPr>
+        </m:oMathPr>
         <m:sSub>
           <m:e>
             <m:r>
@@ -27400,6 +28747,14 @@
         <w:t xml:space="preserve"> </w:t>
       </w:r>
       <m:oMath>
+        <m:oMathPr>
+          <m:ctrlPr>
+            <w:rPr>
+              <w:sz w:val="28"/>
+              <w:szCs w:val="28"/>
+            </w:rPr>
+          </m:ctrlPr>
+        </m:oMathPr>
         <m:sSub>
           <m:e>
             <m:r>
@@ -27489,9 +28844,9 @@
         </w:pict>
       </w:r>
     </w:p>
-    <w:bookmarkEnd w:id="41"/>
-    <w:bookmarkEnd w:id="42"/>
-    <w:bookmarkStart w:id="43" w:name="九常见误区"/>
+    <w:bookmarkEnd w:id="44"/>
+    <w:bookmarkEnd w:id="45"/>
+    <w:bookmarkStart w:id="46" w:name="九常见误区"/>
     <w:p>
       <w:pPr>
         <w:pStyle w:val="Heading2"/>
@@ -27538,6 +28893,14 @@
         <w:t xml:space="preserve"> </w:t>
       </w:r>
       <m:oMath>
+        <m:oMathPr>
+          <m:ctrlPr>
+            <w:rPr>
+              <w:sz w:val="28"/>
+              <w:szCs w:val="28"/>
+            </w:rPr>
+          </m:ctrlPr>
+        </m:oMathPr>
         <m:sSub>
           <m:e>
             <m:r>
@@ -27641,6 +29004,14 @@
         <w:t xml:space="preserve">——</w:t>
       </w:r>
       <m:oMath>
+        <m:oMathPr>
+          <m:ctrlPr>
+            <w:rPr>
+              <w:sz w:val="28"/>
+              <w:szCs w:val="28"/>
+            </w:rPr>
+          </m:ctrlPr>
+        </m:oMathPr>
         <m:f>
           <m:fPr>
             <m:type m:val="bar"/>
@@ -27756,6 +29127,14 @@
         <w:t xml:space="preserve"> </w:t>
       </w:r>
       <m:oMath>
+        <m:oMathPr>
+          <m:ctrlPr>
+            <w:rPr>
+              <w:sz w:val="28"/>
+              <w:szCs w:val="28"/>
+            </w:rPr>
+          </m:ctrlPr>
+        </m:oMathPr>
         <m:sSub>
           <m:e>
             <m:r>
@@ -28124,8 +29503,8 @@
         </w:pict>
       </w:r>
     </w:p>
-    <w:bookmarkEnd w:id="43"/>
-    <w:bookmarkStart w:id="47" w:name="十方法总结"/>
+    <w:bookmarkEnd w:id="46"/>
+    <w:bookmarkStart w:id="50" w:name="十方法总结"/>
     <w:p>
       <w:pPr>
         <w:pStyle w:val="Heading2"/>
@@ -28137,7 +29516,7 @@
         <w:t xml:space="preserve">十、方法总结</w:t>
       </w:r>
     </w:p>
-    <w:bookmarkStart w:id="44" w:name="动力学问题求解流程图"/>
+    <w:bookmarkStart w:id="47" w:name="动力学问题求解流程图"/>
     <w:p>
       <w:pPr>
         <w:pStyle w:val="Heading3"/>
@@ -28553,8 +29932,8 @@
         <w:t xml:space="preserve">分析温度敏感性</w:t>
       </w:r>
     </w:p>
-    <w:bookmarkEnd w:id="44"/>
-    <w:bookmarkStart w:id="45" w:name="稳态近似推导三步法"/>
+    <w:bookmarkEnd w:id="47"/>
+    <w:bookmarkStart w:id="48" w:name="稳态近似推导三步法"/>
     <w:p>
       <w:pPr>
         <w:pStyle w:val="Heading3"/>
@@ -28612,6 +29991,14 @@
         <w:t xml:space="preserve">：</w:t>
       </w:r>
       <m:oMath>
+        <m:oMathPr>
+          <m:ctrlPr>
+            <w:rPr>
+              <w:sz w:val="28"/>
+              <w:szCs w:val="28"/>
+            </w:rPr>
+          </m:ctrlPr>
+        </m:oMathPr>
         <m:f>
           <m:fPr>
             <m:type m:val="bar"/>
@@ -28713,8 +30100,8 @@
         <w:t xml:space="preserve">：消除中间体浓度，仅留反应物浓度</w:t>
       </w:r>
     </w:p>
-    <w:bookmarkEnd w:id="45"/>
-    <w:bookmarkStart w:id="46" w:name="平衡假设快速判断"/>
+    <w:bookmarkEnd w:id="48"/>
+    <w:bookmarkStart w:id="49" w:name="平衡假设快速判断"/>
     <w:p>
       <w:pPr>
         <w:pStyle w:val="Heading3"/>
@@ -28813,9 +30200,9 @@
         </w:pict>
       </w:r>
     </w:p>
-    <w:bookmarkEnd w:id="46"/>
-    <w:bookmarkEnd w:id="47"/>
-    <w:bookmarkStart w:id="48" w:name="十一核心速查卡"/>
+    <w:bookmarkEnd w:id="49"/>
+    <w:bookmarkEnd w:id="50"/>
+    <w:bookmarkStart w:id="51" w:name="十一核心速查卡"/>
     <w:p>
       <w:pPr>
         <w:pStyle w:val="Heading2"/>
@@ -28848,7 +30235,7 @@
           <w:p>
             <w:pPr>
               <w:pStyle w:val="Compact"/>
-              <w:jc w:val="left"/>
+              <w:jc w:val="center"/>
             </w:pPr>
             <w:r>
               <w:rPr>
@@ -28864,7 +30251,7 @@
           <w:p>
             <w:pPr>
               <w:pStyle w:val="Compact"/>
-              <w:jc w:val="left"/>
+              <w:jc w:val="center"/>
             </w:pPr>
             <w:r>
               <w:rPr>
@@ -28880,7 +30267,7 @@
           <w:p>
             <w:pPr>
               <w:pStyle w:val="Compact"/>
-              <w:jc w:val="left"/>
+              <w:jc w:val="center"/>
             </w:pPr>
             <w:r>
               <w:rPr>
@@ -28898,7 +30285,7 @@
           <w:p>
             <w:pPr>
               <w:pStyle w:val="Compact"/>
-              <w:jc w:val="left"/>
+              <w:jc w:val="center"/>
             </w:pPr>
             <w:r>
               <w:rPr>
@@ -28913,7 +30300,7 @@
           <w:p>
             <w:pPr>
               <w:pStyle w:val="Compact"/>
-              <w:jc w:val="left"/>
+              <w:jc w:val="center"/>
             </w:pPr>
             <m:oMath>
               <m:r>
@@ -29052,7 +30439,7 @@
           <w:p>
             <w:pPr>
               <w:pStyle w:val="Compact"/>
-              <w:jc w:val="left"/>
+              <w:jc w:val="center"/>
             </w:pPr>
             <w:r>
               <w:rPr>
@@ -29069,7 +30456,7 @@
           <w:p>
             <w:pPr>
               <w:pStyle w:val="Compact"/>
-              <w:jc w:val="left"/>
+              <w:jc w:val="center"/>
             </w:pPr>
             <w:r>
               <w:rPr>
@@ -29084,7 +30471,7 @@
           <w:p>
             <w:pPr>
               <w:pStyle w:val="Compact"/>
-              <w:jc w:val="left"/>
+              <w:jc w:val="center"/>
             </w:pPr>
             <m:oMath>
               <m:r>
@@ -29262,7 +30649,7 @@
           <w:p>
             <w:pPr>
               <w:pStyle w:val="Compact"/>
-              <w:jc w:val="left"/>
+              <w:jc w:val="center"/>
             </w:pPr>
             <w:r>
               <w:rPr>
@@ -29279,7 +30666,7 @@
           <w:p>
             <w:pPr>
               <w:pStyle w:val="Compact"/>
-              <w:jc w:val="left"/>
+              <w:jc w:val="center"/>
             </w:pPr>
             <w:r>
               <w:rPr>
@@ -29294,7 +30681,7 @@
           <w:p>
             <w:pPr>
               <w:pStyle w:val="Compact"/>
-              <w:jc w:val="left"/>
+              <w:jc w:val="center"/>
             </w:pPr>
             <m:oMath>
               <m:r>
@@ -29347,7 +30734,7 @@
           <w:p>
             <w:pPr>
               <w:pStyle w:val="Compact"/>
-              <w:jc w:val="left"/>
+              <w:jc w:val="center"/>
             </w:pPr>
             <w:r>
               <w:rPr>
@@ -29364,7 +30751,7 @@
           <w:p>
             <w:pPr>
               <w:pStyle w:val="Compact"/>
-              <w:jc w:val="left"/>
+              <w:jc w:val="center"/>
             </w:pPr>
             <w:r>
               <w:rPr>
@@ -29379,7 +30766,7 @@
           <w:p>
             <w:pPr>
               <w:pStyle w:val="Compact"/>
-              <w:jc w:val="left"/>
+              <w:jc w:val="center"/>
             </w:pPr>
             <m:oMath>
               <m:r>
@@ -29483,7 +30870,7 @@
           <w:p>
             <w:pPr>
               <w:pStyle w:val="Compact"/>
-              <w:jc w:val="left"/>
+              <w:jc w:val="center"/>
             </w:pPr>
             <w:r>
               <w:rPr>
@@ -29506,7 +30893,7 @@
           <w:p>
             <w:pPr>
               <w:pStyle w:val="Compact"/>
-              <w:jc w:val="left"/>
+              <w:jc w:val="center"/>
             </w:pPr>
             <w:r>
               <w:rPr>
@@ -29521,7 +30908,7 @@
           <w:p>
             <w:pPr>
               <w:pStyle w:val="Compact"/>
-              <w:jc w:val="left"/>
+              <w:jc w:val="center"/>
             </w:pPr>
             <m:oMath>
               <m:r>
@@ -29666,7 +31053,7 @@
           <w:p>
             <w:pPr>
               <w:pStyle w:val="Compact"/>
-              <w:jc w:val="left"/>
+              <w:jc w:val="center"/>
             </w:pPr>
             <w:r>
               <w:rPr>
@@ -29683,7 +31070,7 @@
           <w:p>
             <w:pPr>
               <w:pStyle w:val="Compact"/>
-              <w:jc w:val="left"/>
+              <w:jc w:val="center"/>
             </w:pPr>
             <w:r>
               <w:rPr>
@@ -29698,7 +31085,7 @@
           <w:p>
             <w:pPr>
               <w:pStyle w:val="Compact"/>
-              <w:jc w:val="left"/>
+              <w:jc w:val="center"/>
             </w:pPr>
             <m:oMath>
               <m:sSub>
@@ -29758,7 +31145,7 @@
           <w:p>
             <w:pPr>
               <w:pStyle w:val="Compact"/>
-              <w:jc w:val="left"/>
+              <w:jc w:val="center"/>
             </w:pPr>
             <w:r>
               <w:rPr>
@@ -29775,7 +31162,7 @@
           <w:p>
             <w:pPr>
               <w:pStyle w:val="Compact"/>
-              <w:jc w:val="left"/>
+              <w:jc w:val="center"/>
             </w:pPr>
             <w:r>
               <w:rPr>
@@ -29790,7 +31177,7 @@
           <w:p>
             <w:pPr>
               <w:pStyle w:val="Compact"/>
-              <w:jc w:val="left"/>
+              <w:jc w:val="center"/>
             </w:pPr>
             <w:r>
               <w:rPr>
@@ -29866,7 +31253,7 @@
           <w:p>
             <w:pPr>
               <w:pStyle w:val="Compact"/>
-              <w:jc w:val="left"/>
+              <w:jc w:val="center"/>
             </w:pPr>
             <w:r>
               <w:rPr>
@@ -29883,7 +31270,7 @@
           <w:p>
             <w:pPr>
               <w:pStyle w:val="Compact"/>
-              <w:jc w:val="left"/>
+              <w:jc w:val="center"/>
             </w:pPr>
             <w:r>
               <w:rPr>
@@ -29898,7 +31285,7 @@
           <w:p>
             <w:pPr>
               <w:pStyle w:val="Compact"/>
-              <w:jc w:val="left"/>
+              <w:jc w:val="center"/>
             </w:pPr>
             <m:oMath>
               <m:r>
@@ -30005,7 +31392,7 @@
           <w:p>
             <w:pPr>
               <w:pStyle w:val="Compact"/>
-              <w:jc w:val="left"/>
+              <w:jc w:val="center"/>
             </w:pPr>
             <m:oMath>
               <m:sSub>
@@ -30042,7 +31429,7 @@
           <w:p>
             <w:pPr>
               <w:pStyle w:val="Compact"/>
-              <w:jc w:val="left"/>
+              <w:jc w:val="center"/>
             </w:pPr>
             <w:r>
               <w:rPr>
@@ -30063,7 +31450,7 @@
           <w:p>
             <w:pPr>
               <w:pStyle w:val="Compact"/>
-              <w:jc w:val="left"/>
+              <w:jc w:val="center"/>
             </w:pPr>
             <m:oMath>
               <m:r>
@@ -30149,7 +31536,7 @@
           <w:p>
             <w:pPr>
               <w:pStyle w:val="Compact"/>
-              <w:jc w:val="left"/>
+              <w:jc w:val="center"/>
             </w:pPr>
             <w:r>
               <w:rPr>
@@ -30172,7 +31559,7 @@
           <w:p>
             <w:pPr>
               <w:pStyle w:val="Compact"/>
-              <w:jc w:val="left"/>
+              <w:jc w:val="center"/>
             </w:pPr>
             <w:r>
               <w:rPr>
@@ -30187,7 +31574,7 @@
           <w:p>
             <w:pPr>
               <w:pStyle w:val="Compact"/>
-              <w:jc w:val="left"/>
+              <w:jc w:val="center"/>
             </w:pPr>
             <w:r>
               <w:rPr>
@@ -30214,7 +31601,7 @@
           <w:p>
             <w:pPr>
               <w:pStyle w:val="Compact"/>
-              <w:jc w:val="left"/>
+              <w:jc w:val="center"/>
             </w:pPr>
             <w:r>
               <w:rPr>
@@ -30233,8 +31620,8 @@
         </w:pict>
       </w:r>
     </w:p>
-    <w:bookmarkEnd w:id="48"/>
-    <w:bookmarkStart w:id="52" w:name="十二练习题"/>
+    <w:bookmarkEnd w:id="51"/>
+    <w:bookmarkStart w:id="55" w:name="十二练习题"/>
     <w:p>
       <w:pPr>
         <w:pStyle w:val="Heading2"/>
@@ -30246,7 +31633,7 @@
         <w:t xml:space="preserve">十二、练习题</w:t>
       </w:r>
     </w:p>
-    <w:bookmarkStart w:id="49" w:name="基础巩固"/>
+    <w:bookmarkStart w:id="52" w:name="基础巩固"/>
     <w:p>
       <w:pPr>
         <w:pStyle w:val="Heading3"/>
@@ -30286,6 +31673,14 @@
         <w:t xml:space="preserve"> </w:t>
       </w:r>
       <m:oMath>
+        <m:oMathPr>
+          <m:ctrlPr>
+            <w:rPr>
+              <w:sz w:val="28"/>
+              <w:szCs w:val="28"/>
+            </w:rPr>
+          </m:ctrlPr>
+        </m:oMathPr>
         <m:r>
           <m:rPr>
             <m:sty m:val="p"/>
@@ -30339,6 +31734,14 @@
         <w:t xml:space="preserve"> </w:t>
       </w:r>
       <m:oMath>
+        <m:oMathPr>
+          <m:ctrlPr>
+            <w:rPr>
+              <w:sz w:val="28"/>
+              <w:szCs w:val="28"/>
+            </w:rPr>
+          </m:ctrlPr>
+        </m:oMathPr>
         <m:sSub>
           <m:e>
             <m:r>
@@ -30380,6 +31783,14 @@
         <w:t xml:space="preserve">s，</w:t>
       </w:r>
       <m:oMath>
+        <m:oMathPr>
+          <m:ctrlPr>
+            <w:rPr>
+              <w:sz w:val="28"/>
+              <w:szCs w:val="28"/>
+            </w:rPr>
+          </m:ctrlPr>
+        </m:oMathPr>
         <m:r>
           <m:rPr>
             <m:sty m:val="p"/>
@@ -30433,6 +31844,14 @@
         <w:t xml:space="preserve"> </w:t>
       </w:r>
       <m:oMath>
+        <m:oMathPr>
+          <m:ctrlPr>
+            <w:rPr>
+              <w:sz w:val="28"/>
+              <w:szCs w:val="28"/>
+            </w:rPr>
+          </m:ctrlPr>
+        </m:oMathPr>
         <m:sSub>
           <m:e>
             <m:r>
@@ -30559,6 +31978,14 @@
         <w:t xml:space="preserve"> </w:t>
       </w:r>
       <m:oMath>
+        <m:oMathPr>
+          <m:ctrlPr>
+            <w:rPr>
+              <w:sz w:val="28"/>
+              <w:szCs w:val="28"/>
+            </w:rPr>
+          </m:ctrlPr>
+        </m:oMathPr>
         <m:r>
           <m:rPr>
             <m:sty m:val="p"/>
@@ -30657,6 +32084,14 @@
         <w:t xml:space="preserve"> </w:t>
       </w:r>
       <m:oMath>
+        <m:oMathPr>
+          <m:ctrlPr>
+            <w:rPr>
+              <w:sz w:val="28"/>
+              <w:szCs w:val="28"/>
+            </w:rPr>
+          </m:ctrlPr>
+        </m:oMathPr>
         <m:r>
           <m:t>d</m:t>
         </m:r>
@@ -30701,8 +32136,8 @@
         <w:t xml:space="preserve">的表达式。</w:t>
       </w:r>
     </w:p>
-    <w:bookmarkEnd w:id="49"/>
-    <w:bookmarkStart w:id="50" w:name="提高训练"/>
+    <w:bookmarkEnd w:id="52"/>
+    <w:bookmarkStart w:id="53" w:name="提高训练"/>
     <w:p>
       <w:pPr>
         <w:pStyle w:val="Heading3"/>
@@ -30781,6 +32216,14 @@
         <w:t xml:space="preserve"> </w:t>
       </w:r>
       <m:oMath>
+        <m:oMathPr>
+          <m:ctrlPr>
+            <w:rPr>
+              <w:sz w:val="28"/>
+              <w:szCs w:val="28"/>
+            </w:rPr>
+          </m:ctrlPr>
+        </m:oMathPr>
         <m:sSub>
           <m:e>
             <m:r>
@@ -30852,6 +32295,14 @@
         <w:t xml:space="preserve"> </w:t>
       </w:r>
       <m:oMath>
+        <m:oMathPr>
+          <m:ctrlPr>
+            <w:rPr>
+              <w:sz w:val="28"/>
+              <w:szCs w:val="28"/>
+            </w:rPr>
+          </m:ctrlPr>
+        </m:oMathPr>
         <m:r>
           <m:rPr>
             <m:sty m:val="p"/>
@@ -30996,6 +32447,14 @@
         <w:t xml:space="preserve"> </w:t>
       </w:r>
       <m:oMath>
+        <m:oMathPr>
+          <m:ctrlPr>
+            <w:rPr>
+              <w:sz w:val="28"/>
+              <w:szCs w:val="28"/>
+            </w:rPr>
+          </m:ctrlPr>
+        </m:oMathPr>
         <m:r>
           <m:rPr>
             <m:sty m:val="p"/>
@@ -31043,6 +32502,14 @@
         <w:t xml:space="preserve">M，</w:t>
       </w:r>
       <m:oMath>
+        <m:oMathPr>
+          <m:ctrlPr>
+            <w:rPr>
+              <w:sz w:val="28"/>
+              <w:szCs w:val="28"/>
+            </w:rPr>
+          </m:ctrlPr>
+        </m:oMathPr>
         <m:r>
           <m:rPr>
             <m:sty m:val="p"/>
@@ -31090,6 +32557,14 @@
         <w:t xml:space="preserve"> </w:t>
       </w:r>
       <m:oMath>
+        <m:oMathPr>
+          <m:ctrlPr>
+            <w:rPr>
+              <w:sz w:val="28"/>
+              <w:szCs w:val="28"/>
+            </w:rPr>
+          </m:ctrlPr>
+        </m:oMathPr>
         <m:r>
           <m:rPr>
             <m:sty m:val="p"/>
@@ -31157,6 +32632,14 @@
         <w:t xml:space="preserve"> </w:t>
       </w:r>
       <m:oMath>
+        <m:oMathPr>
+          <m:ctrlPr>
+            <w:rPr>
+              <w:sz w:val="28"/>
+              <w:szCs w:val="28"/>
+            </w:rPr>
+          </m:ctrlPr>
+        </m:oMathPr>
         <m:r>
           <m:rPr>
             <m:sty m:val="p"/>
@@ -31222,6 +32705,14 @@
         <w:t xml:space="preserve"> </w:t>
       </w:r>
       <m:oMath>
+        <m:oMathPr>
+          <m:ctrlPr>
+            <w:rPr>
+              <w:sz w:val="28"/>
+              <w:szCs w:val="28"/>
+            </w:rPr>
+          </m:ctrlPr>
+        </m:oMathPr>
         <m:sSub>
           <m:e>
             <m:r>
@@ -31278,6 +32769,14 @@
         <w:t xml:space="preserve">，</w:t>
       </w:r>
       <m:oMath>
+        <m:oMathPr>
+          <m:ctrlPr>
+            <w:rPr>
+              <w:sz w:val="28"/>
+              <w:szCs w:val="28"/>
+            </w:rPr>
+          </m:ctrlPr>
+        </m:oMathPr>
         <m:sSub>
           <m:e>
             <m:r>
@@ -31340,6 +32839,14 @@
         <w:t xml:space="preserve">，</w:t>
       </w:r>
       <m:oMath>
+        <m:oMathPr>
+          <m:ctrlPr>
+            <w:rPr>
+              <w:sz w:val="28"/>
+              <w:szCs w:val="28"/>
+            </w:rPr>
+          </m:ctrlPr>
+        </m:oMathPr>
         <m:sSub>
           <m:e>
             <m:r>
@@ -31486,6 +32993,14 @@
         <w:t xml:space="preserve"> </w:t>
       </w:r>
       <m:oMath>
+        <m:oMathPr>
+          <m:ctrlPr>
+            <w:rPr>
+              <w:sz w:val="28"/>
+              <w:szCs w:val="28"/>
+            </w:rPr>
+          </m:ctrlPr>
+        </m:oMathPr>
         <m:r>
           <m:t>k</m:t>
         </m:r>
@@ -31586,6 +33101,14 @@
         <w:t xml:space="preserve"> </w:t>
       </w:r>
       <m:oMath>
+        <m:oMathPr>
+          <m:ctrlPr>
+            <w:rPr>
+              <w:sz w:val="28"/>
+              <w:szCs w:val="28"/>
+            </w:rPr>
+          </m:ctrlPr>
+        </m:oMathPr>
         <m:r>
           <m:t>4.0</m:t>
         </m:r>
@@ -31744,8 +33267,8 @@
         <w:t xml:space="preserve">。</w:t>
       </w:r>
     </w:p>
-    <w:bookmarkEnd w:id="50"/>
-    <w:bookmarkStart w:id="51" w:name="挑战题"/>
+    <w:bookmarkEnd w:id="53"/>
+    <w:bookmarkStart w:id="54" w:name="挑战题"/>
     <w:p>
       <w:pPr>
         <w:pStyle w:val="Heading3"/>
@@ -31785,6 +33308,14 @@
         <w:t xml:space="preserve"> </w:t>
       </w:r>
       <m:oMath>
+        <m:oMathPr>
+          <m:ctrlPr>
+            <w:rPr>
+              <w:sz w:val="28"/>
+              <w:szCs w:val="28"/>
+            </w:rPr>
+          </m:ctrlPr>
+        </m:oMathPr>
         <m:r>
           <m:rPr>
             <m:sty m:val="p"/>
@@ -31907,6 +33438,14 @@
         <w:t xml:space="preserve"> </w:t>
       </w:r>
       <m:oMath>
+        <m:oMathPr>
+          <m:ctrlPr>
+            <w:rPr>
+              <w:sz w:val="28"/>
+              <w:szCs w:val="28"/>
+            </w:rPr>
+          </m:ctrlPr>
+        </m:oMathPr>
         <m:r>
           <m:t>v</m:t>
         </m:r>
@@ -32070,6 +33609,14 @@
         <w:t xml:space="preserve"> </w:t>
       </w:r>
       <m:oMath>
+        <m:oMathPr>
+          <m:ctrlPr>
+            <w:rPr>
+              <w:sz w:val="28"/>
+              <w:szCs w:val="28"/>
+            </w:rPr>
+          </m:ctrlPr>
+        </m:oMathPr>
         <m:sSub>
           <m:e>
             <m:r>
@@ -32126,6 +33673,14 @@
         <w:t xml:space="preserve">M，</w:t>
       </w:r>
       <m:oMath>
+        <m:oMathPr>
+          <m:ctrlPr>
+            <w:rPr>
+              <w:sz w:val="28"/>
+              <w:szCs w:val="28"/>
+            </w:rPr>
+          </m:ctrlPr>
+        </m:oMathPr>
         <m:sSub>
           <m:e>
             <m:r>
@@ -32221,6 +33776,14 @@
         <w:t xml:space="preserve">，</w:t>
       </w:r>
       <m:oMath>
+        <m:oMathPr>
+          <m:ctrlPr>
+            <w:rPr>
+              <w:sz w:val="28"/>
+              <w:szCs w:val="28"/>
+            </w:rPr>
+          </m:ctrlPr>
+        </m:oMathPr>
         <m:r>
           <m:rPr>
             <m:sty m:val="p"/>
@@ -32375,6 +33938,14 @@
         <w:t xml:space="preserve"> </w:t>
       </w:r>
       <m:oMath>
+        <m:oMathPr>
+          <m:ctrlPr>
+            <w:rPr>
+              <w:sz w:val="28"/>
+              <w:szCs w:val="28"/>
+            </w:rPr>
+          </m:ctrlPr>
+        </m:oMathPr>
         <m:r>
           <m:rPr>
             <m:sty m:val="p"/>
@@ -32465,9 +34036,9 @@
         </w:pict>
       </w:r>
     </w:p>
-    <w:bookmarkEnd w:id="51"/>
-    <w:bookmarkEnd w:id="52"/>
-    <w:bookmarkStart w:id="53" w:name="十三参考答案与提示"/>
+    <w:bookmarkEnd w:id="54"/>
+    <w:bookmarkEnd w:id="55"/>
+    <w:bookmarkStart w:id="56" w:name="十三参考答案与提示"/>
     <w:p>
       <w:pPr>
         <w:pStyle w:val="Heading2"/>
@@ -32579,6 +34150,14 @@
         <w:t xml:space="preserve">一级反应。</w:t>
       </w:r>
       <m:oMath>
+        <m:oMathPr>
+          <m:ctrlPr>
+            <w:rPr>
+              <w:sz w:val="28"/>
+              <w:szCs w:val="28"/>
+            </w:rPr>
+          </m:ctrlPr>
+        </m:oMathPr>
         <m:r>
           <m:t>k</m:t>
         </m:r>
@@ -32668,6 +34247,14 @@
         <w:t xml:space="preserve"> </w:t>
       </w:r>
       <m:oMath>
+        <m:oMathPr>
+          <m:ctrlPr>
+            <w:rPr>
+              <w:sz w:val="28"/>
+              <w:szCs w:val="28"/>
+            </w:rPr>
+          </m:ctrlPr>
+        </m:oMathPr>
         <m:r>
           <m:rPr>
             <m:sty m:val="p"/>
@@ -32727,6 +34314,14 @@
         <w:t xml:space="preserve">，</w:t>
       </w:r>
       <m:oMath>
+        <m:oMathPr>
+          <m:ctrlPr>
+            <w:rPr>
+              <w:sz w:val="28"/>
+              <w:szCs w:val="28"/>
+            </w:rPr>
+          </m:ctrlPr>
+        </m:oMathPr>
         <m:r>
           <m:t>k</m:t>
         </m:r>
@@ -32789,6 +34384,14 @@
         <w:t xml:space="preserve">。</w:t>
       </w:r>
       <m:oMath>
+        <m:oMathPr>
+          <m:ctrlPr>
+            <w:rPr>
+              <w:sz w:val="28"/>
+              <w:szCs w:val="28"/>
+            </w:rPr>
+          </m:ctrlPr>
+        </m:oMathPr>
         <m:r>
           <m:rPr>
             <m:sty m:val="p"/>
@@ -32839,6 +34442,14 @@
         <w:t xml:space="preserve">，</w:t>
       </w:r>
       <m:oMath>
+        <m:oMathPr>
+          <m:ctrlPr>
+            <w:rPr>
+              <w:sz w:val="28"/>
+              <w:szCs w:val="28"/>
+            </w:rPr>
+          </m:ctrlPr>
+        </m:oMathPr>
         <m:r>
           <m:t>t</m:t>
         </m:r>
@@ -32907,6 +34518,14 @@
         <w:t xml:space="preserve">：</w:t>
       </w:r>
       <m:oMath>
+        <m:oMathPr>
+          <m:ctrlPr>
+            <w:rPr>
+              <w:sz w:val="28"/>
+              <w:szCs w:val="28"/>
+            </w:rPr>
+          </m:ctrlPr>
+        </m:oMathPr>
         <m:r>
           <m:t>d</m:t>
         </m:r>
@@ -33032,6 +34651,14 @@
         <w:t xml:space="preserve"> </w:t>
       </w:r>
       <m:oMath>
+        <m:oMathPr>
+          <m:ctrlPr>
+            <w:rPr>
+              <w:sz w:val="28"/>
+              <w:szCs w:val="28"/>
+            </w:rPr>
+          </m:ctrlPr>
+        </m:oMathPr>
         <m:r>
           <m:rPr>
             <m:sty m:val="p"/>
@@ -33109,6 +34736,14 @@
         <w:t xml:space="preserve">。</w:t>
       </w:r>
       <m:oMath>
+        <m:oMathPr>
+          <m:ctrlPr>
+            <w:rPr>
+              <w:sz w:val="28"/>
+              <w:szCs w:val="28"/>
+            </w:rPr>
+          </m:ctrlPr>
+        </m:oMathPr>
         <m:r>
           <m:t>d</m:t>
         </m:r>
@@ -33260,6 +34895,14 @@
         <w:t xml:space="preserve">，</w:t>
       </w:r>
       <m:oMath>
+        <m:oMathPr>
+          <m:ctrlPr>
+            <w:rPr>
+              <w:sz w:val="28"/>
+              <w:szCs w:val="28"/>
+            </w:rPr>
+          </m:ctrlPr>
+        </m:oMathPr>
         <m:sSub>
           <m:e>
             <m:r>
@@ -33388,6 +35031,14 @@
         <w:t xml:space="preserve">对峙反应积分式：</w:t>
       </w:r>
       <m:oMath>
+        <m:oMathPr>
+          <m:ctrlPr>
+            <w:rPr>
+              <w:sz w:val="28"/>
+              <w:szCs w:val="28"/>
+            </w:rPr>
+          </m:ctrlPr>
+        </m:oMathPr>
         <m:r>
           <m:rPr>
             <m:sty m:val="p"/>
@@ -33590,6 +35241,14 @@
         <w:t xml:space="preserve"> </w:t>
       </w:r>
       <m:oMath>
+        <m:oMathPr>
+          <m:ctrlPr>
+            <w:rPr>
+              <w:sz w:val="28"/>
+              <w:szCs w:val="28"/>
+            </w:rPr>
+          </m:ctrlPr>
+        </m:oMathPr>
         <m:r>
           <m:rPr>
             <m:sty m:val="p"/>
@@ -33785,6 +35444,14 @@
         <w:br/>
       </w:r>
       <m:oMath>
+        <m:oMathPr>
+          <m:ctrlPr>
+            <w:rPr>
+              <w:sz w:val="28"/>
+              <w:szCs w:val="28"/>
+            </w:rPr>
+          </m:ctrlPr>
+        </m:oMathPr>
         <m:r>
           <m:rPr>
             <m:sty m:val="p"/>
@@ -33904,6 +35571,14 @@
         <w:t xml:space="preserve">，</w:t>
       </w:r>
       <m:oMath>
+        <m:oMathPr>
+          <m:ctrlPr>
+            <w:rPr>
+              <w:sz w:val="28"/>
+              <w:szCs w:val="28"/>
+            </w:rPr>
+          </m:ctrlPr>
+        </m:oMathPr>
         <m:r>
           <m:t>t</m:t>
         </m:r>
@@ -33969,6 +35644,14 @@
         <w:t xml:space="preserve">平衡假设：</w:t>
       </w:r>
       <m:oMath>
+        <m:oMathPr>
+          <m:ctrlPr>
+            <w:rPr>
+              <w:sz w:val="28"/>
+              <w:szCs w:val="28"/>
+            </w:rPr>
+          </m:ctrlPr>
+        </m:oMathPr>
         <m:r>
           <m:t>K</m:t>
         </m:r>
@@ -34031,6 +35714,14 @@
         <w:t xml:space="preserve">，</w:t>
       </w:r>
       <m:oMath>
+        <m:oMathPr>
+          <m:ctrlPr>
+            <w:rPr>
+              <w:sz w:val="28"/>
+              <w:szCs w:val="28"/>
+            </w:rPr>
+          </m:ctrlPr>
+        </m:oMathPr>
         <m:sSub>
           <m:e>
             <m:r>
@@ -34139,6 +35830,14 @@
         <w:t xml:space="preserve">稳态近似：</w:t>
       </w:r>
       <m:oMath>
+        <m:oMathPr>
+          <m:ctrlPr>
+            <w:rPr>
+              <w:sz w:val="28"/>
+              <w:szCs w:val="28"/>
+            </w:rPr>
+          </m:ctrlPr>
+        </m:oMathPr>
         <m:sSub>
           <m:e>
             <m:r>
@@ -34352,6 +36051,14 @@
         <w:t xml:space="preserve"> </w:t>
       </w:r>
       <m:oMath>
+        <m:oMathPr>
+          <m:ctrlPr>
+            <w:rPr>
+              <w:sz w:val="28"/>
+              <w:szCs w:val="28"/>
+            </w:rPr>
+          </m:ctrlPr>
+        </m:oMathPr>
         <m:sSub>
           <m:e>
             <m:r>
@@ -34469,6 +36176,14 @@
         <w:t xml:space="preserve"> </w:t>
       </w:r>
       <m:oMath>
+        <m:oMathPr>
+          <m:ctrlPr>
+            <w:rPr>
+              <w:sz w:val="28"/>
+              <w:szCs w:val="28"/>
+            </w:rPr>
+          </m:ctrlPr>
+        </m:oMathPr>
         <m:f>
           <m:fPr>
             <m:type m:val="bar"/>
@@ -34582,6 +36297,14 @@
         <w:t xml:space="preserve"> </w:t>
       </w:r>
       <m:oMath>
+        <m:oMathPr>
+          <m:ctrlPr>
+            <w:rPr>
+              <w:sz w:val="28"/>
+              <w:szCs w:val="28"/>
+            </w:rPr>
+          </m:ctrlPr>
+        </m:oMathPr>
         <m:r>
           <m:rPr>
             <m:sty m:val="p"/>
@@ -34673,6 +36396,14 @@
         <w:br/>
       </w:r>
       <m:oMath>
+        <m:oMathPr>
+          <m:ctrlPr>
+            <w:rPr>
+              <w:sz w:val="28"/>
+              <w:szCs w:val="28"/>
+            </w:rPr>
+          </m:ctrlPr>
+        </m:oMathPr>
         <m:r>
           <m:rPr>
             <m:sty m:val="p"/>
@@ -34816,6 +36547,14 @@
         <w:br/>
       </w:r>
       <m:oMath>
+        <m:oMathPr>
+          <m:ctrlPr>
+            <w:rPr>
+              <w:sz w:val="28"/>
+              <w:szCs w:val="28"/>
+            </w:rPr>
+          </m:ctrlPr>
+        </m:oMathPr>
         <m:r>
           <m:rPr>
             <m:sty m:val="p"/>
@@ -34872,6 +36611,14 @@
         <w:t xml:space="preserve">，</w:t>
       </w:r>
       <m:oMath>
+        <m:oMathPr>
+          <m:ctrlPr>
+            <w:rPr>
+              <w:sz w:val="28"/>
+              <w:szCs w:val="28"/>
+            </w:rPr>
+          </m:ctrlPr>
+        </m:oMathPr>
         <m:r>
           <m:rPr>
             <m:sty m:val="p"/>
@@ -35006,6 +36753,14 @@
         <w:t xml:space="preserve"> </w:t>
       </w:r>
       <m:oMath>
+        <m:oMathPr>
+          <m:ctrlPr>
+            <w:rPr>
+              <w:sz w:val="28"/>
+              <w:szCs w:val="28"/>
+            </w:rPr>
+          </m:ctrlPr>
+        </m:oMathPr>
         <m:r>
           <m:rPr>
             <m:sty m:val="p"/>
@@ -35092,6 +36847,14 @@
         <w:t xml:space="preserve"> </w:t>
       </w:r>
       <m:oMath>
+        <m:oMathPr>
+          <m:ctrlPr>
+            <w:rPr>
+              <w:sz w:val="28"/>
+              <w:szCs w:val="28"/>
+            </w:rPr>
+          </m:ctrlPr>
+        </m:oMathPr>
         <m:r>
           <m:t>K</m:t>
         </m:r>
@@ -35280,6 +37043,14 @@
         <w:t xml:space="preserve"> </w:t>
       </w:r>
       <m:oMath>
+        <m:oMathPr>
+          <m:ctrlPr>
+            <w:rPr>
+              <w:sz w:val="28"/>
+              <w:szCs w:val="28"/>
+            </w:rPr>
+          </m:ctrlPr>
+        </m:oMathPr>
         <m:r>
           <m:rPr>
             <m:sty m:val="p"/>
@@ -35417,6 +37188,14 @@
         <w:t xml:space="preserve">第二步（RDS）：</w:t>
       </w:r>
       <m:oMath>
+        <m:oMathPr>
+          <m:ctrlPr>
+            <w:rPr>
+              <w:sz w:val="28"/>
+              <w:szCs w:val="28"/>
+            </w:rPr>
+          </m:ctrlPr>
+        </m:oMathPr>
         <m:r>
           <m:t>v</m:t>
         </m:r>
@@ -35670,6 +37449,14 @@
         <w:t xml:space="preserve"> </w:t>
       </w:r>
       <m:oMath>
+        <m:oMathPr>
+          <m:ctrlPr>
+            <w:rPr>
+              <w:sz w:val="28"/>
+              <w:szCs w:val="28"/>
+            </w:rPr>
+          </m:ctrlPr>
+        </m:oMathPr>
         <m:r>
           <m:t>v</m:t>
         </m:r>
@@ -35794,6 +37581,14 @@
         <w:t xml:space="preserve"> </w:t>
       </w:r>
       <m:oMath>
+        <m:oMathPr>
+          <m:ctrlPr>
+            <w:rPr>
+              <w:sz w:val="28"/>
+              <w:szCs w:val="28"/>
+            </w:rPr>
+          </m:ctrlPr>
+        </m:oMathPr>
         <m:r>
           <m:rPr>
             <m:sty m:val="p"/>
@@ -35880,6 +37675,14 @@
         <w:t xml:space="preserve"> </w:t>
       </w:r>
       <m:oMath>
+        <m:oMathPr>
+          <m:ctrlPr>
+            <w:rPr>
+              <w:sz w:val="28"/>
+              <w:szCs w:val="28"/>
+            </w:rPr>
+          </m:ctrlPr>
+        </m:oMathPr>
         <m:sSub>
           <m:e>
             <m:r>
@@ -36074,6 +37877,14 @@
         <w:t xml:space="preserve"> </w:t>
       </w:r>
       <m:oMath>
+        <m:oMathPr>
+          <m:ctrlPr>
+            <w:rPr>
+              <w:sz w:val="28"/>
+              <w:szCs w:val="28"/>
+            </w:rPr>
+          </m:ctrlPr>
+        </m:oMathPr>
         <m:r>
           <m:t>v</m:t>
         </m:r>
@@ -36400,6 +38211,14 @@
         <w:t xml:space="preserve"> </w:t>
       </w:r>
       <m:oMath>
+        <m:oMathPr>
+          <m:ctrlPr>
+            <w:rPr>
+              <w:sz w:val="28"/>
+              <w:szCs w:val="28"/>
+            </w:rPr>
+          </m:ctrlPr>
+        </m:oMathPr>
         <m:r>
           <m:rPr>
             <m:sty m:val="p"/>
@@ -36444,6 +38263,14 @@
         <w:t xml:space="preserve">，不在饱和状态（</w:t>
       </w:r>
       <m:oMath>
+        <m:oMathPr>
+          <m:ctrlPr>
+            <w:rPr>
+              <w:sz w:val="28"/>
+              <w:szCs w:val="28"/>
+            </w:rPr>
+          </m:ctrlPr>
+        </m:oMathPr>
         <m:r>
           <m:t>v</m:t>
         </m:r>
@@ -36492,8 +38319,8 @@
         </w:pict>
       </w:r>
     </w:p>
-    <w:bookmarkEnd w:id="53"/>
-    <w:bookmarkStart w:id="54" w:name="十四延伸阅读"/>
+    <w:bookmarkEnd w:id="56"/>
+    <w:bookmarkStart w:id="57" w:name="十四延伸阅读"/>
     <w:p>
       <w:pPr>
         <w:pStyle w:val="Heading2"/>
@@ -36847,8 +38674,8 @@
         <w:t xml:space="preserve">方程完整推导、不展开链式反应爆炸极限详细分析。</w:t>
       </w:r>
     </w:p>
-    <w:bookmarkEnd w:id="54"/>
-    <w:bookmarkEnd w:id="55"/>
+    <w:bookmarkEnd w:id="57"/>
+    <w:bookmarkEnd w:id="58"/>
     <w:sectPr>
       <w:footerReference w:type="default" r:id="rId9"/>
       <w:footnotePr>

--- a/06-学生侧材料/讲义/2026-06-23-化学动力学深化.docx
+++ b/06-学生侧材料/讲义/2026-06-23-化学动力学深化.docx
@@ -1886,8 +1886,15 @@
     </w:p>
     <w:p>
       <w:pPr>
-        <w:pStyle w:val="BlockText"/>
+        <w:pStyle w:val="BodyText"/>
       </w:pPr>
+      <w:r>
+        <w:rPr>
+          <w:b/>
+          <w:bCs/>
+        </w:rPr>
+        <w:t xml:space="preserve">💡 </w:t>
+      </w:r>
       <w:r>
         <w:rPr>
           <w:rFonts w:hint="eastAsia" w:eastAsia="SimSun" w:ascii="Times New Roman" w:hAnsi="Times New Roman"/>
@@ -2905,8 +2912,14 @@
     </w:p>
     <w:p>
       <w:pPr>
-        <w:pStyle w:val="BlockText"/>
+        <w:pStyle w:val="BodyText"/>
       </w:pPr>
+      <w:r>
+        <w:t xml:space="preserve">⚠️</w:t>
+      </w:r>
+      <w:r>
+        <w:t xml:space="preserve"> </w:t>
+      </w:r>
       <w:r>
         <w:rPr>
           <w:rFonts w:hint="eastAsia" w:eastAsia="SimSun" w:ascii="Times New Roman" w:hAnsi="Times New Roman"/>
@@ -4976,8 +4989,15 @@
     </w:p>
     <w:p>
       <w:pPr>
-        <w:pStyle w:val="BlockText"/>
+        <w:pStyle w:val="BodyText"/>
       </w:pPr>
+      <w:r>
+        <w:rPr>
+          <w:b/>
+          <w:bCs/>
+        </w:rPr>
+        <w:t xml:space="preserve">💡 </w:t>
+      </w:r>
       <w:r>
         <w:rPr>
           <w:rFonts w:hint="eastAsia" w:eastAsia="SimSun" w:ascii="Times New Roman" w:hAnsi="Times New Roman"/>
@@ -8067,8 +8087,14 @@
     </w:p>
     <w:p>
       <w:pPr>
-        <w:pStyle w:val="BlockText"/>
+        <w:pStyle w:val="BodyText"/>
       </w:pPr>
+      <w:r>
+        <w:t xml:space="preserve">⚠️</w:t>
+      </w:r>
+      <w:r>
+        <w:t xml:space="preserve"> </w:t>
+      </w:r>
       <w:r>
         <w:rPr>
           <w:rFonts w:hint="eastAsia" w:eastAsia="SimSun" w:ascii="Times New Roman" w:hAnsi="Times New Roman"/>
@@ -9053,8 +9079,15 @@
     </w:p>
     <w:p>
       <w:pPr>
-        <w:pStyle w:val="BlockText"/>
+        <w:pStyle w:val="BodyText"/>
       </w:pPr>
+      <w:r>
+        <w:rPr>
+          <w:b/>
+          <w:bCs/>
+        </w:rPr>
+        <w:t xml:space="preserve">💡 </w:t>
+      </w:r>
       <w:r>
         <w:rPr>
           <w:rFonts w:hint="eastAsia" w:eastAsia="SimSun" w:ascii="Times New Roman" w:hAnsi="Times New Roman"/>
@@ -10577,8 +10610,14 @@
     </w:p>
     <w:p>
       <w:pPr>
-        <w:pStyle w:val="BlockText"/>
+        <w:pStyle w:val="BodyText"/>
       </w:pPr>
+      <w:r>
+        <w:t xml:space="preserve">⚠️</w:t>
+      </w:r>
+      <w:r>
+        <w:t xml:space="preserve"> </w:t>
+      </w:r>
       <w:r>
         <w:rPr>
           <w:rFonts w:hint="eastAsia" w:eastAsia="SimSun" w:ascii="Times New Roman" w:hAnsi="Times New Roman"/>
@@ -11768,8 +11807,15 @@
     </w:p>
     <w:p>
       <w:pPr>
-        <w:pStyle w:val="BlockText"/>
+        <w:pStyle w:val="BodyText"/>
       </w:pPr>
+      <w:r>
+        <w:rPr>
+          <w:b/>
+          <w:bCs/>
+        </w:rPr>
+        <w:t xml:space="preserve">💡 </w:t>
+      </w:r>
       <w:r>
         <w:rPr>
           <w:rFonts w:hint="eastAsia" w:eastAsia="SimSun" w:ascii="Times New Roman" w:hAnsi="Times New Roman"/>
@@ -12095,8 +12141,14 @@
     </w:p>
     <w:p>
       <w:pPr>
-        <w:pStyle w:val="BlockText"/>
+        <w:pStyle w:val="FirstParagraph"/>
       </w:pPr>
+      <w:r>
+        <w:t xml:space="preserve">⚠️</w:t>
+      </w:r>
+      <w:r>
+        <w:t xml:space="preserve"> </w:t>
+      </w:r>
       <w:r>
         <w:rPr>
           <w:rFonts w:hint="eastAsia" w:eastAsia="SimSun" w:ascii="Times New Roman" w:hAnsi="Times New Roman"/>
@@ -17751,8 +17803,15 @@
     </w:p>
     <w:p>
       <w:pPr>
-        <w:pStyle w:val="BlockText"/>
+        <w:pStyle w:val="BodyText"/>
       </w:pPr>
+      <w:r>
+        <w:rPr>
+          <w:b/>
+          <w:bCs/>
+        </w:rPr>
+        <w:t xml:space="preserve">💡 </w:t>
+      </w:r>
       <w:r>
         <w:rPr>
           <w:rFonts w:hint="eastAsia" w:eastAsia="SimSun" w:ascii="Times New Roman" w:hAnsi="Times New Roman"/>
